--- a/docs/extensão-vaga-de-emprego-jacarei.docx
+++ b/docs/extensão-vaga-de-emprego-jacarei.docx
@@ -75,7 +75,7 @@
           <w:szCs w:val="20"/>
           <w:rtl w:val="0"/>
         </w:rPr>
-        <w:t xml:space="preserve">Alunos: Alice Santos Monteiro de Barros, Felipe Rinaldi Sobreira, Nathan Henrique Guimarães de Oliveira, João Vitor Gimenes dos Santos e Ana Lívia dos Santos Mendes</w:t>
+        <w:t xml:space="preserve">Alunos: Alice Santos Monteiro de Barros, Felipe Rinaldi Sobreira, Nathan Henrique Guimarães de Oliveira, João Vitor Gimenes dos Santos</w:t>
       </w:r>
     </w:p>
     <w:p>
@@ -181,9 +181,7 @@
     </w:p>
     <w:p>
       <w:pPr>
-        <w:pStyle w:val="Title"/>
-        <w:widowControl w:val="0"/>
-        <w:spacing w:line="360" w:lineRule="auto"/>
+        <w:pStyle w:val="Heading1"/>
         <w:rPr/>
       </w:pPr>
       <w:bookmarkStart w:colFirst="0" w:colLast="0" w:name="_oxst987yxzec" w:id="0"/>
@@ -199,6 +197,519 @@
       <w:pPr>
         <w:widowControl w:val="0"/>
         <w:spacing w:after="0" w:before="0" w:line="360" w:lineRule="auto"/>
+        <w:jc w:val="both"/>
+        <w:rPr>
+          <w:sz w:val="24"/>
+          <w:szCs w:val="24"/>
+        </w:rPr>
+      </w:pPr>
+      <w:r>
+        <w:rPr>
+          <w:sz w:val="24"/>
+          <w:szCs w:val="24"/>
+          <w:rtl w:val="0"/>
+        </w:rPr>
+        <w:t xml:space="preserve">Emprega Jacareí</w:t>
+      </w:r>
+    </w:p>
+    <w:p>
+      <w:pPr>
+        <w:widowControl w:val="0"/>
+        <w:spacing w:after="0" w:before="0" w:line="360" w:lineRule="auto"/>
+        <w:jc w:val="both"/>
+        <w:rPr>
+          <w:sz w:val="24"/>
+          <w:szCs w:val="24"/>
+        </w:rPr>
+      </w:pPr>
+      <w:r>
+        <w:rPr>
+          <w:rtl w:val="0"/>
+        </w:rPr>
+      </w:r>
+    </w:p>
+    <w:p>
+      <w:pPr>
+        <w:pStyle w:val="Heading1"/>
+        <w:widowControl w:val="0"/>
+        <w:rPr/>
+      </w:pPr>
+      <w:bookmarkStart w:colFirst="0" w:colLast="0" w:name="_x43hij675g5j" w:id="1"/>
+      <w:bookmarkEnd w:id="1"/>
+      <w:r>
+        <w:rPr>
+          <w:rtl w:val="0"/>
+        </w:rPr>
+        <w:t xml:space="preserve">2. PROFESSOR COORDENADOR</w:t>
+      </w:r>
+    </w:p>
+    <w:p>
+      <w:pPr>
+        <w:widowControl w:val="0"/>
+        <w:spacing w:after="0" w:before="0" w:line="360" w:lineRule="auto"/>
+        <w:jc w:val="both"/>
+        <w:rPr>
+          <w:sz w:val="24"/>
+          <w:szCs w:val="24"/>
+        </w:rPr>
+      </w:pPr>
+      <w:r>
+        <w:rPr>
+          <w:sz w:val="24"/>
+          <w:szCs w:val="24"/>
+          <w:rtl w:val="0"/>
+        </w:rPr>
+        <w:t xml:space="preserve">Olavo Olimpio de Matos Junior</w:t>
+      </w:r>
+    </w:p>
+    <w:p>
+      <w:pPr>
+        <w:widowControl w:val="0"/>
+        <w:spacing w:after="0" w:before="0" w:line="360" w:lineRule="auto"/>
+        <w:jc w:val="both"/>
+        <w:rPr>
+          <w:sz w:val="24"/>
+          <w:szCs w:val="24"/>
+        </w:rPr>
+      </w:pPr>
+      <w:r>
+        <w:rPr>
+          <w:rtl w:val="0"/>
+        </w:rPr>
+      </w:r>
+    </w:p>
+    <w:p>
+      <w:pPr>
+        <w:widowControl w:val="0"/>
+        <w:spacing w:after="0" w:before="0" w:line="360" w:lineRule="auto"/>
+        <w:jc w:val="both"/>
+        <w:rPr>
+          <w:sz w:val="24"/>
+          <w:szCs w:val="24"/>
+        </w:rPr>
+      </w:pPr>
+      <w:r>
+        <w:rPr>
+          <w:rtl w:val="0"/>
+        </w:rPr>
+      </w:r>
+    </w:p>
+    <w:sdt>
+      <w:sdtPr>
+        <w:id w:val="967388406"/>
+        <w:docPartObj>
+          <w:docPartGallery w:val="Table of Contents"/>
+          <w:docPartUnique w:val="1"/>
+        </w:docPartObj>
+      </w:sdtPr>
+      <w:sdtContent>
+        <w:p>
+          <w:pPr>
+            <w:widowControl w:val="0"/>
+            <w:tabs>
+              <w:tab w:val="right" w:leader="none" w:pos="12000"/>
+            </w:tabs>
+            <w:spacing w:before="60" w:line="240" w:lineRule="auto"/>
+            <w:rPr>
+              <w:b w:val="1"/>
+              <w:bCs w:val="1"/>
+              <w:color w:val="000000"/>
+              <w:u w:val="none"/>
+            </w:rPr>
+          </w:pPr>
+          <w:r>
+            <w:fldChar w:fldCharType="begin"/>
+            <w:instrText xml:space="preserve"> TOC \h \u \z \t "Heading 1,1,Heading 3,3,Heading 4,4,Heading 5,5,Heading 6,6,"</w:instrText>
+            <w:fldChar w:fldCharType="separate"/>
+          </w:r>
+          <w:hyperlink w:anchor="_oxst987yxzec">
+            <w:r>
+              <w:rPr>
+                <w:rFonts w:ascii="Arial" w:cs="Arial" w:eastAsia="Arial" w:hAnsi="Arial"/>
+                <w:b w:val="1"/>
+                <w:bCs w:val="1"/>
+                <w:i w:val="0"/>
+                <w:iCs w:val="0"/>
+                <w:smallCaps w:val="0"/>
+                <w:strike w:val="0"/>
+                <w:color w:val="000000"/>
+                <w:sz w:val="22"/>
+                <w:szCs w:val="22"/>
+                <w:u w:val="none"/>
+                <w:shd w:fill="auto" w:val="clear"/>
+                <w:vertAlign w:val="baseline"/>
+                <w:rtl w:val="0"/>
+              </w:rPr>
+              <w:t xml:space="preserve">1. TÍTULO</w:t>
+              <w:tab/>
+              <w:t xml:space="preserve">1</w:t>
+            </w:r>
+          </w:hyperlink>
+          <w:r>
+            <w:rPr>
+              <w:rtl w:val="0"/>
+            </w:rPr>
+          </w:r>
+        </w:p>
+        <w:p>
+          <w:pPr>
+            <w:widowControl w:val="0"/>
+            <w:tabs>
+              <w:tab w:val="right" w:leader="none" w:pos="12000"/>
+            </w:tabs>
+            <w:spacing w:before="60" w:line="240" w:lineRule="auto"/>
+            <w:rPr>
+              <w:b w:val="1"/>
+              <w:bCs w:val="1"/>
+              <w:color w:val="000000"/>
+              <w:u w:val="none"/>
+            </w:rPr>
+          </w:pPr>
+          <w:hyperlink w:anchor="_x43hij675g5j">
+            <w:r>
+              <w:rPr>
+                <w:rFonts w:ascii="Arial" w:cs="Arial" w:eastAsia="Arial" w:hAnsi="Arial"/>
+                <w:b w:val="1"/>
+                <w:bCs w:val="1"/>
+                <w:i w:val="0"/>
+                <w:iCs w:val="0"/>
+                <w:smallCaps w:val="0"/>
+                <w:strike w:val="0"/>
+                <w:color w:val="000000"/>
+                <w:sz w:val="22"/>
+                <w:szCs w:val="22"/>
+                <w:u w:val="none"/>
+                <w:shd w:fill="auto" w:val="clear"/>
+                <w:vertAlign w:val="baseline"/>
+                <w:rtl w:val="0"/>
+              </w:rPr>
+              <w:t xml:space="preserve">2. PROFESSOR COORDENADOR</w:t>
+              <w:tab/>
+              <w:t xml:space="preserve">1</w:t>
+            </w:r>
+          </w:hyperlink>
+          <w:r>
+            <w:rPr>
+              <w:rtl w:val="0"/>
+            </w:rPr>
+          </w:r>
+        </w:p>
+        <w:p>
+          <w:pPr>
+            <w:widowControl w:val="0"/>
+            <w:tabs>
+              <w:tab w:val="right" w:leader="none" w:pos="12000"/>
+            </w:tabs>
+            <w:spacing w:before="60" w:line="240" w:lineRule="auto"/>
+            <w:rPr>
+              <w:b w:val="1"/>
+              <w:bCs w:val="1"/>
+              <w:color w:val="000000"/>
+              <w:u w:val="none"/>
+            </w:rPr>
+          </w:pPr>
+          <w:hyperlink w:anchor="_ycw3p6dwiy6p">
+            <w:r>
+              <w:rPr>
+                <w:b w:val="1"/>
+                <w:bCs w:val="1"/>
+                <w:color w:val="000000"/>
+                <w:u w:val="none"/>
+                <w:rtl w:val="0"/>
+              </w:rPr>
+              <w:t xml:space="preserve">3. APRESENTAÇÃO</w:t>
+              <w:tab/>
+              <w:t xml:space="preserve">2</w:t>
+            </w:r>
+          </w:hyperlink>
+          <w:r>
+            <w:rPr>
+              <w:rtl w:val="0"/>
+            </w:rPr>
+          </w:r>
+        </w:p>
+        <w:p>
+          <w:pPr>
+            <w:widowControl w:val="0"/>
+            <w:tabs>
+              <w:tab w:val="right" w:leader="none" w:pos="12000"/>
+            </w:tabs>
+            <w:spacing w:before="60" w:line="240" w:lineRule="auto"/>
+            <w:rPr>
+              <w:b w:val="1"/>
+              <w:bCs w:val="1"/>
+              <w:color w:val="000000"/>
+              <w:u w:val="none"/>
+            </w:rPr>
+          </w:pPr>
+          <w:hyperlink w:anchor="_1gbfk2a151o4">
+            <w:r>
+              <w:rPr>
+                <w:b w:val="1"/>
+                <w:bCs w:val="1"/>
+                <w:color w:val="000000"/>
+                <w:u w:val="none"/>
+                <w:rtl w:val="0"/>
+              </w:rPr>
+              <w:t xml:space="preserve">4. JUSTIFICATIVA</w:t>
+              <w:tab/>
+              <w:t xml:space="preserve">4</w:t>
+            </w:r>
+          </w:hyperlink>
+          <w:r>
+            <w:rPr>
+              <w:rtl w:val="0"/>
+            </w:rPr>
+          </w:r>
+        </w:p>
+        <w:p>
+          <w:pPr>
+            <w:widowControl w:val="0"/>
+            <w:tabs>
+              <w:tab w:val="right" w:leader="none" w:pos="12000"/>
+            </w:tabs>
+            <w:spacing w:before="60" w:line="240" w:lineRule="auto"/>
+            <w:rPr>
+              <w:b w:val="1"/>
+              <w:bCs w:val="1"/>
+              <w:color w:val="000000"/>
+              <w:u w:val="none"/>
+            </w:rPr>
+          </w:pPr>
+          <w:hyperlink w:anchor="_bjvp8zoz3apk">
+            <w:r>
+              <w:rPr>
+                <w:b w:val="1"/>
+                <w:bCs w:val="1"/>
+                <w:color w:val="000000"/>
+                <w:u w:val="none"/>
+                <w:rtl w:val="0"/>
+              </w:rPr>
+              <w:t xml:space="preserve">5. OBJETIVOS</w:t>
+              <w:tab/>
+              <w:t xml:space="preserve">7</w:t>
+            </w:r>
+          </w:hyperlink>
+          <w:r>
+            <w:rPr>
+              <w:rtl w:val="0"/>
+            </w:rPr>
+          </w:r>
+        </w:p>
+        <w:p>
+          <w:pPr>
+            <w:widowControl w:val="0"/>
+            <w:tabs>
+              <w:tab w:val="right" w:leader="none" w:pos="12000"/>
+            </w:tabs>
+            <w:spacing w:before="60" w:line="240" w:lineRule="auto"/>
+            <w:rPr>
+              <w:b w:val="1"/>
+              <w:bCs w:val="1"/>
+              <w:color w:val="000000"/>
+              <w:u w:val="none"/>
+            </w:rPr>
+          </w:pPr>
+          <w:hyperlink w:anchor="_kfj5t3xgix83">
+            <w:r>
+              <w:rPr>
+                <w:b w:val="1"/>
+                <w:bCs w:val="1"/>
+                <w:color w:val="000000"/>
+                <w:u w:val="none"/>
+                <w:rtl w:val="0"/>
+              </w:rPr>
+              <w:t xml:space="preserve">6. PROCESSOS METODOLÓGICOS</w:t>
+              <w:tab/>
+              <w:t xml:space="preserve">8</w:t>
+            </w:r>
+          </w:hyperlink>
+          <w:r>
+            <w:rPr>
+              <w:rtl w:val="0"/>
+            </w:rPr>
+          </w:r>
+        </w:p>
+        <w:p>
+          <w:pPr>
+            <w:widowControl w:val="0"/>
+            <w:tabs>
+              <w:tab w:val="right" w:leader="none" w:pos="12000"/>
+            </w:tabs>
+            <w:spacing w:before="60" w:line="240" w:lineRule="auto"/>
+            <w:rPr>
+              <w:b w:val="1"/>
+              <w:bCs w:val="1"/>
+              <w:color w:val="000000"/>
+              <w:u w:val="none"/>
+            </w:rPr>
+          </w:pPr>
+          <w:hyperlink w:anchor="_188a8l8me20c">
+            <w:r>
+              <w:rPr>
+                <w:b w:val="1"/>
+                <w:bCs w:val="1"/>
+                <w:color w:val="000000"/>
+                <w:u w:val="none"/>
+                <w:rtl w:val="0"/>
+              </w:rPr>
+              <w:t xml:space="preserve">7. CRONOGRAMA</w:t>
+              <w:tab/>
+              <w:t xml:space="preserve">9</w:t>
+            </w:r>
+          </w:hyperlink>
+          <w:r>
+            <w:rPr>
+              <w:rtl w:val="0"/>
+            </w:rPr>
+          </w:r>
+        </w:p>
+        <w:p>
+          <w:pPr>
+            <w:widowControl w:val="0"/>
+            <w:tabs>
+              <w:tab w:val="right" w:leader="none" w:pos="12000"/>
+            </w:tabs>
+            <w:spacing w:before="60" w:line="240" w:lineRule="auto"/>
+            <w:rPr>
+              <w:b w:val="1"/>
+              <w:bCs w:val="1"/>
+              <w:color w:val="000000"/>
+              <w:u w:val="none"/>
+            </w:rPr>
+          </w:pPr>
+          <w:hyperlink w:anchor="_dfrgfqjrhi8o">
+            <w:r>
+              <w:rPr>
+                <w:b w:val="1"/>
+                <w:bCs w:val="1"/>
+                <w:color w:val="000000"/>
+                <w:u w:val="none"/>
+                <w:rtl w:val="0"/>
+              </w:rPr>
+              <w:t xml:space="preserve">8. RESULTADOS ESPERADOS</w:t>
+              <w:tab/>
+              <w:t xml:space="preserve">11</w:t>
+            </w:r>
+          </w:hyperlink>
+          <w:r>
+            <w:rPr>
+              <w:rtl w:val="0"/>
+            </w:rPr>
+          </w:r>
+        </w:p>
+        <w:p>
+          <w:pPr>
+            <w:widowControl w:val="0"/>
+            <w:tabs>
+              <w:tab w:val="right" w:leader="none" w:pos="12000"/>
+            </w:tabs>
+            <w:spacing w:before="60" w:line="240" w:lineRule="auto"/>
+            <w:rPr>
+              <w:b w:val="1"/>
+              <w:bCs w:val="1"/>
+              <w:color w:val="000000"/>
+              <w:u w:val="none"/>
+            </w:rPr>
+          </w:pPr>
+          <w:hyperlink w:anchor="_qn80yj1tqd23">
+            <w:r>
+              <w:rPr>
+                <w:b w:val="1"/>
+                <w:bCs w:val="1"/>
+                <w:color w:val="000000"/>
+                <w:u w:val="none"/>
+                <w:rtl w:val="0"/>
+              </w:rPr>
+              <w:t xml:space="preserve">9. ORÇAMENTO</w:t>
+              <w:tab/>
+              <w:t xml:space="preserve">11</w:t>
+            </w:r>
+          </w:hyperlink>
+          <w:r>
+            <w:rPr>
+              <w:rtl w:val="0"/>
+            </w:rPr>
+          </w:r>
+        </w:p>
+        <w:p>
+          <w:pPr>
+            <w:widowControl w:val="0"/>
+            <w:tabs>
+              <w:tab w:val="right" w:leader="none" w:pos="12000"/>
+            </w:tabs>
+            <w:spacing w:before="60" w:line="240" w:lineRule="auto"/>
+            <w:rPr>
+              <w:b w:val="1"/>
+              <w:bCs w:val="1"/>
+              <w:color w:val="000000"/>
+              <w:u w:val="none"/>
+            </w:rPr>
+          </w:pPr>
+          <w:hyperlink w:anchor="_7xbmk9y2tv1t">
+            <w:r>
+              <w:rPr>
+                <w:b w:val="1"/>
+                <w:bCs w:val="1"/>
+                <w:color w:val="000000"/>
+                <w:u w:val="none"/>
+                <w:rtl w:val="0"/>
+              </w:rPr>
+              <w:t xml:space="preserve">10. BIBLIOGRAFIA</w:t>
+              <w:tab/>
+              <w:t xml:space="preserve">11</w:t>
+            </w:r>
+          </w:hyperlink>
+          <w:r>
+            <w:rPr>
+              <w:rtl w:val="0"/>
+            </w:rPr>
+          </w:r>
+          <w:r>
+            <w:fldChar w:fldCharType="end"/>
+          </w:r>
+        </w:p>
+      </w:sdtContent>
+    </w:sdt>
+    <w:p>
+      <w:pPr>
+        <w:widowControl w:val="0"/>
+        <w:spacing w:after="0" w:before="0" w:line="360" w:lineRule="auto"/>
+        <w:jc w:val="both"/>
+        <w:rPr>
+          <w:sz w:val="24"/>
+          <w:szCs w:val="24"/>
+        </w:rPr>
+      </w:pPr>
+      <w:r>
+        <w:br w:type="page"/>
+      </w:r>
+      <w:r>
+        <w:rPr>
+          <w:rtl w:val="0"/>
+        </w:rPr>
+      </w:r>
+    </w:p>
+    <w:p>
+      <w:pPr>
+        <w:pStyle w:val="Heading1"/>
+        <w:widowControl w:val="0"/>
+        <w:rPr/>
+      </w:pPr>
+      <w:bookmarkStart w:colFirst="0" w:colLast="0" w:name="_ycw3p6dwiy6p" w:id="2"/>
+      <w:bookmarkEnd w:id="2"/>
+      <w:r>
+        <w:rPr>
+          <w:rtl w:val="0"/>
+        </w:rPr>
+        <w:t xml:space="preserve">3. APRESENTAÇÃO</w:t>
+      </w:r>
+    </w:p>
+    <w:p>
+      <w:pPr>
+        <w:widowControl w:val="0"/>
+        <w:spacing w:after="0" w:before="0" w:line="360" w:lineRule="auto"/>
+        <w:jc w:val="both"/>
         <w:rPr>
           <w:sz w:val="24"/>
           <w:szCs w:val="24"/>
@@ -213,51 +724,277 @@
           <w:rtl w:val="0"/>
         </w:rPr>
         <w:br w:type="textWrapping"/>
-      </w:r>
-      <w:r>
-        <w:rPr>
-          <w:sz w:val="24"/>
-          <w:szCs w:val="24"/>
-          <w:rtl w:val="0"/>
-        </w:rPr>
-        <w:t xml:space="preserve">Emprega Jacareí</w:t>
+        <w:tab/>
+      </w:r>
+      <w:r>
+        <w:rPr>
+          <w:sz w:val="24"/>
+          <w:szCs w:val="24"/>
+          <w:rtl w:val="0"/>
+        </w:rPr>
+        <w:t xml:space="preserve">O presente projeto consiste no desenvolvimento de uma plataforma digital de empregos voltada exclusivamente para o município de Jacareí, com foco na realização de candidaturas rápidas, diretas e sem a necessidade de cadastro complexo por parte dos usuários.</w:t>
+      </w:r>
+    </w:p>
+    <w:p>
+      <w:pPr>
+        <w:widowControl w:val="0"/>
+        <w:spacing w:after="240" w:before="240" w:line="360" w:lineRule="auto"/>
+        <w:ind w:firstLine="720"/>
+        <w:jc w:val="both"/>
+        <w:rPr>
+          <w:sz w:val="24"/>
+          <w:szCs w:val="24"/>
+        </w:rPr>
+      </w:pPr>
+      <w:r>
+        <w:rPr>
+          <w:sz w:val="24"/>
+          <w:szCs w:val="24"/>
+          <w:rtl w:val="0"/>
+        </w:rPr>
+        <w:t xml:space="preserve">A proposta surge a partir da observação das dificuldades enfrentadas pela população local no acesso a oportunidades de trabalho, especialmente em um cenário onde o uso de tecnologias digitais se torna cada vez mais essencial para a inserção no mercado profissional. Apesar do crescimento urbano e da relevância econômica do município, ainda não existe uma solução tecnológica própria que atenda de forma específica às demandas de empregabilidade da cidade.</w:t>
+      </w:r>
+    </w:p>
+    <w:p>
+      <w:pPr>
+        <w:widowControl w:val="0"/>
+        <w:spacing w:after="240" w:before="240" w:line="360" w:lineRule="auto"/>
+        <w:jc w:val="both"/>
+        <w:rPr>
+          <w:sz w:val="24"/>
+          <w:szCs w:val="24"/>
+        </w:rPr>
+      </w:pPr>
+      <w:r>
+        <w:rPr>
+          <w:rtl w:val="0"/>
+        </w:rPr>
+      </w:r>
+    </w:p>
+    <w:p>
+      <w:pPr>
+        <w:pStyle w:val="Heading2"/>
+        <w:widowControl w:val="0"/>
+        <w:spacing w:after="240" w:before="240" w:line="360" w:lineRule="auto"/>
+        <w:jc w:val="both"/>
+        <w:rPr/>
+      </w:pPr>
+      <w:bookmarkStart w:colFirst="0" w:colLast="0" w:name="_5uxjc9pq8nny" w:id="3"/>
+      <w:bookmarkEnd w:id="3"/>
+      <w:r>
+        <w:rPr>
+          <w:rtl w:val="0"/>
+        </w:rPr>
+        <w:t xml:space="preserve">Problematização:</w:t>
+      </w:r>
+    </w:p>
+    <w:p>
+      <w:pPr>
+        <w:widowControl w:val="0"/>
+        <w:spacing w:after="240" w:before="240" w:line="360" w:lineRule="auto"/>
+        <w:jc w:val="both"/>
+        <w:rPr>
+          <w:sz w:val="24"/>
+          <w:szCs w:val="24"/>
+        </w:rPr>
+      </w:pPr>
+      <w:r>
+        <w:rPr>
+          <w:sz w:val="24"/>
+          <w:szCs w:val="24"/>
+          <w:rtl w:val="0"/>
+        </w:rPr>
+        <w:tab/>
+        <w:t xml:space="preserve">Atualmente, os moradores de Jacareí dependem de plataformas externas, como o sistema Emprega São José, além de métodos tradicionais como o Posto de Atendimento ao Trabalhador. Embora essas alternativas ofereçam suporte, elas não foram desenvolvidas especificamente para a realidade local, o que limita sua eficiência. Além disso, muitos desses sistemas exigem processos de cadastro extensos e pouco intuitivos, criando barreiras principalmente para usuários com baixa familiaridade digital.</w:t>
+      </w:r>
+    </w:p>
+    <w:p>
+      <w:pPr>
+        <w:widowControl w:val="0"/>
+        <w:spacing w:after="240" w:before="240" w:line="360" w:lineRule="auto"/>
+        <w:jc w:val="both"/>
+        <w:rPr>
+          <w:sz w:val="24"/>
+          <w:szCs w:val="24"/>
+        </w:rPr>
+      </w:pPr>
+      <w:r>
+        <w:rPr>
+          <w:rtl w:val="0"/>
+        </w:rPr>
+      </w:r>
+    </w:p>
+    <w:p>
+      <w:pPr>
+        <w:pStyle w:val="Heading2"/>
+        <w:widowControl w:val="0"/>
+        <w:spacing w:after="240" w:before="240" w:line="360" w:lineRule="auto"/>
+        <w:jc w:val="both"/>
+        <w:rPr/>
+      </w:pPr>
+      <w:bookmarkStart w:colFirst="0" w:colLast="0" w:name="_ptidu5mllg" w:id="4"/>
+      <w:bookmarkEnd w:id="4"/>
+      <w:r>
+        <w:rPr>
+          <w:rtl w:val="0"/>
+        </w:rPr>
+        <w:t xml:space="preserve">Contribuição e Resultados:</w:t>
+      </w:r>
+    </w:p>
+    <w:p>
+      <w:pPr>
+        <w:widowControl w:val="0"/>
+        <w:spacing w:after="240" w:before="240" w:line="360" w:lineRule="auto"/>
+        <w:jc w:val="both"/>
+        <w:rPr>
+          <w:sz w:val="24"/>
+          <w:szCs w:val="24"/>
+        </w:rPr>
+      </w:pPr>
+      <w:r>
+        <w:rPr>
+          <w:sz w:val="24"/>
+          <w:szCs w:val="24"/>
+          <w:rtl w:val="0"/>
+        </w:rPr>
+        <w:tab/>
+        <w:t xml:space="preserve">Diante desse cenário, o projeto propõe uma solução inovadora baseada na simplicidade e acessibilidade. A plataforma permitirá que candidatos se inscrevam em vagas por meio de um formulário rápido, sem necessidade de criação de conta, reduzindo significativamente a burocracia. Como resultado, espera-se facilitar a conexão direta entre empresas e trabalhadores, aumentar a eficiência nos processos de recrutamento e promover a inclusão digital, tornando o acesso ao mercado de trabalho mais democrático.</w:t>
+      </w:r>
+    </w:p>
+    <w:p>
+      <w:pPr>
+        <w:widowControl w:val="0"/>
+        <w:spacing w:after="240" w:before="240" w:line="360" w:lineRule="auto"/>
+        <w:jc w:val="both"/>
+        <w:rPr>
+          <w:sz w:val="24"/>
+          <w:szCs w:val="24"/>
+        </w:rPr>
+      </w:pPr>
+      <w:r>
+        <w:rPr>
+          <w:rtl w:val="0"/>
+        </w:rPr>
+      </w:r>
+    </w:p>
+    <w:p>
+      <w:pPr>
+        <w:pStyle w:val="Heading2"/>
+        <w:widowControl w:val="0"/>
+        <w:spacing w:after="240" w:before="240" w:line="360" w:lineRule="auto"/>
+        <w:jc w:val="both"/>
+        <w:rPr/>
+      </w:pPr>
+      <w:bookmarkStart w:colFirst="0" w:colLast="0" w:name="_ykfrjd3amn9q" w:id="5"/>
+      <w:bookmarkEnd w:id="5"/>
+      <w:r>
+        <w:rPr>
+          <w:rtl w:val="0"/>
+        </w:rPr>
+        <w:t xml:space="preserve">Público-alvo:</w:t>
+      </w:r>
+    </w:p>
+    <w:p>
+      <w:pPr>
+        <w:widowControl w:val="0"/>
+        <w:spacing w:after="240" w:before="240" w:line="360" w:lineRule="auto"/>
+        <w:jc w:val="both"/>
+        <w:rPr>
+          <w:sz w:val="24"/>
+          <w:szCs w:val="24"/>
+        </w:rPr>
+      </w:pPr>
+      <w:r>
+        <w:rPr>
+          <w:sz w:val="24"/>
+          <w:szCs w:val="24"/>
+          <w:rtl w:val="0"/>
+        </w:rPr>
+        <w:tab/>
+        <w:t xml:space="preserve">O sistema é direcionado a trabalhadores residentes em Jacareí, especialmente aqueles com pouca experiência em plataformas digitais, bem como empresas locais que buscam processos de recrutamento mais ágeis e eficientes.</w:t>
+      </w:r>
+    </w:p>
+    <w:p>
+      <w:pPr>
+        <w:pStyle w:val="Heading2"/>
+        <w:widowControl w:val="0"/>
+        <w:spacing w:after="240" w:before="240" w:line="360" w:lineRule="auto"/>
+        <w:jc w:val="both"/>
+        <w:rPr/>
+      </w:pPr>
+      <w:bookmarkStart w:colFirst="0" w:colLast="0" w:name="_u80lfvuqocvm" w:id="6"/>
+      <w:bookmarkEnd w:id="6"/>
+      <w:r>
+        <w:rPr>
+          <w:rtl w:val="0"/>
+        </w:rPr>
+        <w:t xml:space="preserve">Equipe:</w:t>
+      </w:r>
+    </w:p>
+    <w:p>
+      <w:pPr>
+        <w:widowControl w:val="0"/>
+        <w:spacing w:after="240" w:before="240" w:line="360" w:lineRule="auto"/>
+        <w:jc w:val="both"/>
+        <w:rPr>
+          <w:sz w:val="24"/>
+          <w:szCs w:val="24"/>
+        </w:rPr>
+      </w:pPr>
+      <w:r>
+        <w:rPr>
+          <w:sz w:val="24"/>
+          <w:szCs w:val="24"/>
+          <w:rtl w:val="0"/>
+        </w:rPr>
+        <w:tab/>
+        <w:t xml:space="preserve">Alice Santos Monteiro de Barros; Felipe Rinaldi Sobreira; Nathan Henrique Guimarães de Oliveira; João Vitor Gimenes dos Santos; Ana Lívia dos Santos Mendes.</w:t>
+      </w:r>
+      <w:r>
+        <w:rPr>
+          <w:rtl w:val="0"/>
+        </w:rPr>
       </w:r>
     </w:p>
     <w:p>
       <w:pPr>
         <w:widowControl w:val="0"/>
         <w:spacing w:after="0" w:before="0" w:line="360" w:lineRule="auto"/>
-        <w:rPr>
-          <w:sz w:val="24"/>
-          <w:szCs w:val="24"/>
-        </w:rPr>
-      </w:pPr>
-      <w:r>
-        <w:rPr>
-          <w:rtl w:val="0"/>
-        </w:rPr>
-      </w:r>
-    </w:p>
-    <w:p>
-      <w:pPr>
-        <w:pStyle w:val="Title"/>
-        <w:widowControl w:val="0"/>
-        <w:spacing w:line="360" w:lineRule="auto"/>
+        <w:jc w:val="both"/>
+        <w:rPr>
+          <w:sz w:val="24"/>
+          <w:szCs w:val="24"/>
+        </w:rPr>
+      </w:pPr>
+      <w:r>
+        <w:br w:type="page"/>
+      </w:r>
+      <w:r>
+        <w:rPr>
+          <w:rtl w:val="0"/>
+        </w:rPr>
+      </w:r>
+    </w:p>
+    <w:p>
+      <w:pPr>
+        <w:pStyle w:val="Heading1"/>
+        <w:widowControl w:val="0"/>
         <w:rPr/>
       </w:pPr>
-      <w:bookmarkStart w:colFirst="0" w:colLast="0" w:name="_x43hij675g5j" w:id="1"/>
-      <w:bookmarkEnd w:id="1"/>
-      <w:r>
-        <w:rPr>
-          <w:rtl w:val="0"/>
-        </w:rPr>
-        <w:t xml:space="preserve">2. PROFESSOR COORDENADOR</w:t>
+      <w:bookmarkStart w:colFirst="0" w:colLast="0" w:name="_1gbfk2a151o4" w:id="7"/>
+      <w:bookmarkEnd w:id="7"/>
+      <w:r>
+        <w:rPr>
+          <w:rtl w:val="0"/>
+        </w:rPr>
+        <w:t xml:space="preserve">4. JUSTIFICATIVA</w:t>
       </w:r>
     </w:p>
     <w:p>
       <w:pPr>
         <w:widowControl w:val="0"/>
         <w:spacing w:after="0" w:before="0" w:line="360" w:lineRule="auto"/>
+        <w:jc w:val="both"/>
         <w:rPr>
           <w:sz w:val="24"/>
           <w:szCs w:val="24"/>
@@ -272,97 +1009,179 @@
           <w:rtl w:val="0"/>
         </w:rPr>
         <w:br w:type="textWrapping"/>
-      </w:r>
-      <w:r>
-        <w:rPr>
-          <w:sz w:val="24"/>
-          <w:szCs w:val="24"/>
-          <w:rtl w:val="0"/>
-        </w:rPr>
-        <w:t xml:space="preserve"> Olavo Olimpio de Matos Junior</w:t>
+        <w:tab/>
+      </w:r>
+      <w:r>
+        <w:rPr>
+          <w:sz w:val="24"/>
+          <w:szCs w:val="24"/>
+          <w:rtl w:val="0"/>
+        </w:rPr>
+        <w:t xml:space="preserve">A relevância deste projeto fundamenta-se na necessidade de modernização e democratização do acesso ao mercado de trabalho no município de Jacareí. Mesmo sendo uma cidade de médio porte com significativa atividade econômica, observa-se a ausência de uma plataforma digital própria voltada à empregabilidade local, o que evidencia uma lacuna importante no uso da tecnologia como ferramenta de desenvolvimento social.</w:t>
       </w:r>
     </w:p>
     <w:p>
       <w:pPr>
         <w:widowControl w:val="0"/>
         <w:spacing w:after="0" w:before="0" w:line="360" w:lineRule="auto"/>
-        <w:rPr>
-          <w:sz w:val="24"/>
-          <w:szCs w:val="24"/>
-        </w:rPr>
-      </w:pPr>
-      <w:r>
-        <w:rPr>
-          <w:rtl w:val="0"/>
-        </w:rPr>
-      </w:r>
-    </w:p>
-    <w:p>
-      <w:pPr>
-        <w:pStyle w:val="Title"/>
-        <w:widowControl w:val="0"/>
-        <w:spacing w:line="360" w:lineRule="auto"/>
-        <w:rPr/>
-      </w:pPr>
-      <w:bookmarkStart w:colFirst="0" w:colLast="0" w:name="_ycw3p6dwiy6p" w:id="2"/>
-      <w:bookmarkEnd w:id="2"/>
-      <w:r>
-        <w:rPr>
-          <w:rtl w:val="0"/>
-        </w:rPr>
-        <w:t xml:space="preserve">3. APRESENTAÇÃO</w:t>
-      </w:r>
-    </w:p>
-    <w:p>
-      <w:pPr>
-        <w:widowControl w:val="0"/>
-        <w:spacing w:after="0" w:before="0" w:line="360" w:lineRule="auto"/>
-        <w:rPr>
-          <w:sz w:val="24"/>
-          <w:szCs w:val="24"/>
-        </w:rPr>
-      </w:pPr>
-      <w:r>
+        <w:jc w:val="both"/>
+        <w:rPr>
+          <w:sz w:val="24"/>
+          <w:szCs w:val="24"/>
+        </w:rPr>
+      </w:pPr>
+      <w:r>
+        <w:rPr>
+          <w:rtl w:val="0"/>
+        </w:rPr>
+      </w:r>
+    </w:p>
+    <w:p>
+      <w:pPr>
+        <w:pStyle w:val="Heading2"/>
+        <w:widowControl w:val="0"/>
+        <w:spacing w:after="240" w:before="240" w:line="360" w:lineRule="auto"/>
+        <w:jc w:val="both"/>
+        <w:rPr>
+          <w:b w:val="0"/>
+          <w:bCs w:val="0"/>
+          <w:sz w:val="24"/>
+          <w:szCs w:val="24"/>
+        </w:rPr>
+      </w:pPr>
+      <w:bookmarkStart w:colFirst="0" w:colLast="0" w:name="_gnt2cgj4kkcy" w:id="8"/>
+      <w:bookmarkEnd w:id="8"/>
+      <w:r>
+        <w:rPr>
+          <w:rtl w:val="0"/>
+        </w:rPr>
+        <w:t xml:space="preserve">Lacuna técnica:</w:t>
+      </w:r>
+      <w:r>
+        <w:rPr>
+          <w:sz w:val="24"/>
+          <w:szCs w:val="24"/>
+          <w:rtl w:val="0"/>
+        </w:rPr>
+        <w:br w:type="textWrapping"/>
+      </w:r>
+      <w:r>
+        <w:rPr>
+          <w:b w:val="0"/>
+          <w:bCs w:val="0"/>
+          <w:sz w:val="24"/>
+          <w:szCs w:val="24"/>
+          <w:rtl w:val="0"/>
+        </w:rPr>
+        <w:tab/>
+        <w:t xml:space="preserve">Atualmente, as soluções disponíveis são limitadas e pouco adaptadas à realidade local. Plataformas genéricas e sistemas tradicionais, como o Posto de Atendimento ao Trabalhador, não oferecem uma experiência digital moderna, sendo muitas vezes burocráticos, pouco intuitivos e inacessíveis para parte da população. Isso dificulta o acesso rápido às vagas e reduz a eficiência do processo de contratação.</w:t>
+      </w:r>
+    </w:p>
+    <w:p>
+      <w:pPr>
+        <w:widowControl w:val="0"/>
+        <w:spacing w:after="240" w:before="240" w:line="360" w:lineRule="auto"/>
+        <w:jc w:val="both"/>
         <w:rPr>
           <w:b w:val="1"/>
           <w:bCs w:val="1"/>
           <w:sz w:val="24"/>
           <w:szCs w:val="24"/>
+        </w:rPr>
+      </w:pPr>
+      <w:r>
+        <w:rPr>
+          <w:rtl w:val="0"/>
+        </w:rPr>
+      </w:r>
+    </w:p>
+    <w:p>
+      <w:pPr>
+        <w:pStyle w:val="Heading2"/>
+        <w:widowControl w:val="0"/>
+        <w:spacing w:after="240" w:before="240" w:line="360" w:lineRule="auto"/>
+        <w:jc w:val="both"/>
+        <w:rPr>
+          <w:b w:val="0"/>
+          <w:bCs w:val="0"/>
+          <w:sz w:val="24"/>
+          <w:szCs w:val="24"/>
+        </w:rPr>
+      </w:pPr>
+      <w:bookmarkStart w:colFirst="0" w:colLast="0" w:name="_42eh7baslsbx" w:id="9"/>
+      <w:bookmarkEnd w:id="9"/>
+      <w:r>
+        <w:rPr>
+          <w:rtl w:val="0"/>
+        </w:rPr>
+        <w:t xml:space="preserve">Dependência de sistemas externos:</w:t>
+      </w:r>
+      <w:r>
+        <w:rPr>
+          <w:sz w:val="24"/>
+          <w:szCs w:val="24"/>
           <w:rtl w:val="0"/>
         </w:rPr>
         <w:br w:type="textWrapping"/>
       </w:r>
       <w:r>
         <w:rPr>
-          <w:sz w:val="24"/>
-          <w:szCs w:val="24"/>
-          <w:rtl w:val="0"/>
-        </w:rPr>
-        <w:t xml:space="preserve">O presente projeto consiste no desenvolvimento de uma plataforma digital de empregos voltada exclusivamente para o município de Jacareí, com foco na realização de candidaturas rápidas, diretas e sem a necessidade de cadastro complexo por parte dos usuários.</w:t>
-      </w:r>
-    </w:p>
-    <w:p>
-      <w:pPr>
+          <w:b w:val="0"/>
+          <w:bCs w:val="0"/>
+          <w:sz w:val="24"/>
+          <w:szCs w:val="24"/>
+          <w:rtl w:val="0"/>
+        </w:rPr>
+        <w:tab/>
+        <w:t xml:space="preserve">Grande parte da população depende de plataformas de cidades vizinhas, como o Emprega São José, que, apesar de úteis, não são desenvolvidas com foco específico em Jacareí. Essa dependência limita a visibilidade das vagas locais e não atende plenamente às necessidades do município.</w:t>
+      </w:r>
+    </w:p>
+    <w:p>
+      <w:pPr>
+        <w:pStyle w:val="Heading2"/>
         <w:widowControl w:val="0"/>
         <w:spacing w:after="240" w:before="240" w:line="360" w:lineRule="auto"/>
-        <w:rPr>
-          <w:sz w:val="24"/>
-          <w:szCs w:val="24"/>
-        </w:rPr>
-      </w:pPr>
-      <w:r>
-        <w:rPr>
-          <w:sz w:val="24"/>
-          <w:szCs w:val="24"/>
-          <w:rtl w:val="0"/>
-        </w:rPr>
-        <w:t xml:space="preserve">A proposta surge a partir da observação das dificuldades enfrentadas pela população local no acesso a oportunidades de trabalho, especialmente em um cenário onde o uso de tecnologias digitais se torna cada vez mais essencial para a inserção no mercado profissional. Apesar do crescimento urbano e da relevância econômica do município, ainda não existe uma solução tecnológica própria que atenda de forma específica às demandas de empregabilidade da cidade.</w:t>
+        <w:jc w:val="both"/>
+        <w:rPr>
+          <w:b w:val="0"/>
+          <w:bCs w:val="0"/>
+          <w:sz w:val="24"/>
+          <w:szCs w:val="24"/>
+        </w:rPr>
+      </w:pPr>
+      <w:bookmarkStart w:colFirst="0" w:colLast="0" w:name="_lsu5x29am6l" w:id="10"/>
+      <w:bookmarkEnd w:id="10"/>
+      <w:r>
+        <w:rPr>
+          <w:rtl w:val="0"/>
+        </w:rPr>
+        <w:t xml:space="preserve">Benchmark (referências externas):</w:t>
+      </w:r>
+      <w:r>
+        <w:rPr>
+          <w:sz w:val="24"/>
+          <w:szCs w:val="24"/>
+          <w:rtl w:val="0"/>
+        </w:rPr>
+        <w:br w:type="textWrapping"/>
+      </w:r>
+      <w:r>
+        <w:rPr>
+          <w:b w:val="0"/>
+          <w:bCs w:val="0"/>
+          <w:sz w:val="24"/>
+          <w:szCs w:val="24"/>
+          <w:rtl w:val="0"/>
+        </w:rPr>
+        <w:tab/>
+        <w:t xml:space="preserve">Diversas cidades brasileiras já implementaram plataformas próprias de empregabilidade com resultados positivos, como São José dos Campos, Ribeirão Preto e Teresina. Esses exemplos demonstram que a adoção de soluções digitais locais é viável e eficaz, reforçando a necessidade de Jacareí acompanhar esse avanço tecnológico.</w:t>
       </w:r>
     </w:p>
     <w:p>
       <w:pPr>
         <w:widowControl w:val="0"/>
         <w:spacing w:after="240" w:before="240" w:line="360" w:lineRule="auto"/>
+        <w:jc w:val="both"/>
         <w:rPr>
           <w:sz w:val="24"/>
           <w:szCs w:val="24"/>
@@ -379,211 +1198,83 @@
         <w:pStyle w:val="Heading2"/>
         <w:widowControl w:val="0"/>
         <w:spacing w:after="240" w:before="240" w:line="360" w:lineRule="auto"/>
-        <w:rPr/>
-      </w:pPr>
-      <w:bookmarkStart w:colFirst="0" w:colLast="0" w:name="_5uxjc9pq8nny" w:id="3"/>
-      <w:bookmarkEnd w:id="3"/>
-      <w:r>
-        <w:rPr>
-          <w:rtl w:val="0"/>
-        </w:rPr>
-        <w:t xml:space="preserve">Problematização:</w:t>
+        <w:jc w:val="both"/>
+        <w:rPr>
+          <w:b w:val="0"/>
+          <w:bCs w:val="0"/>
+          <w:sz w:val="24"/>
+          <w:szCs w:val="24"/>
+        </w:rPr>
+      </w:pPr>
+      <w:bookmarkStart w:colFirst="0" w:colLast="0" w:name="_ql8x5ewhb4dg" w:id="11"/>
+      <w:bookmarkEnd w:id="11"/>
+      <w:r>
+        <w:rPr>
+          <w:rtl w:val="0"/>
+        </w:rPr>
+        <w:t xml:space="preserve">Impacto social:</w:t>
+      </w:r>
+      <w:r>
+        <w:rPr>
+          <w:sz w:val="24"/>
+          <w:szCs w:val="24"/>
+          <w:rtl w:val="0"/>
+        </w:rPr>
+        <w:br w:type="textWrapping"/>
+        <w:tab/>
+      </w:r>
+      <w:r>
+        <w:rPr>
+          <w:b w:val="0"/>
+          <w:bCs w:val="0"/>
+          <w:sz w:val="24"/>
+          <w:szCs w:val="24"/>
+          <w:rtl w:val="0"/>
+        </w:rPr>
+        <w:t xml:space="preserve">O projeto propõe a eliminação de barreiras como cadastros complexos e processos burocráticos, que frequentemente afastam usuários com baixa familiaridade tecnológica. Ao adotar um modelo simplificado e direto, a plataforma promove a inclusão digital, amplia o acesso às oportunidades de trabalho e contribui para a redução das desigualdades no acesso ao emprego.</w:t>
       </w:r>
     </w:p>
     <w:p>
       <w:pPr>
         <w:widowControl w:val="0"/>
         <w:spacing w:after="240" w:before="240" w:line="360" w:lineRule="auto"/>
-        <w:rPr>
-          <w:sz w:val="24"/>
-          <w:szCs w:val="24"/>
-        </w:rPr>
-      </w:pPr>
-      <w:r>
-        <w:rPr>
-          <w:sz w:val="24"/>
-          <w:szCs w:val="24"/>
-          <w:rtl w:val="0"/>
-        </w:rPr>
-        <w:br w:type="textWrapping"/>
-        <w:t xml:space="preserve"> Atualmente, os moradores de Jacareí dependem de plataformas externas, como o sistema Emprega São José, além de métodos tradicionais como o Posto de Atendimento ao Trabalhador. Embora essas alternativas ofereçam suporte, elas não foram desenvolvidas especificamente para a realidade local, o que limita sua eficiência. Além disso, muitos desses sistemas exigem processos de cadastro extensos e pouco intuitivos, criando barreiras principalmente para usuários com baixa familiaridade digital.</w:t>
+        <w:ind w:firstLine="720"/>
+        <w:jc w:val="both"/>
+        <w:rPr>
+          <w:sz w:val="24"/>
+          <w:szCs w:val="24"/>
+        </w:rPr>
+      </w:pPr>
+      <w:r>
+        <w:rPr>
+          <w:sz w:val="24"/>
+          <w:szCs w:val="24"/>
+          <w:rtl w:val="0"/>
+        </w:rPr>
+        <w:t xml:space="preserve">Além disso, a iniciativa fortalece a economia local ao facilitar a conexão entre empresas e trabalhadores da própria cidade, estimulando o desenvolvimento regional e tornando os processos de recrutamento mais ágeis e eficientes.</w:t>
       </w:r>
     </w:p>
     <w:p>
       <w:pPr>
         <w:widowControl w:val="0"/>
         <w:spacing w:after="240" w:before="240" w:line="360" w:lineRule="auto"/>
-        <w:rPr>
-          <w:sz w:val="24"/>
-          <w:szCs w:val="24"/>
-        </w:rPr>
-      </w:pPr>
-      <w:r>
-        <w:rPr>
-          <w:rtl w:val="0"/>
-        </w:rPr>
-      </w:r>
-    </w:p>
-    <w:p>
-      <w:pPr>
-        <w:pStyle w:val="Heading2"/>
+        <w:jc w:val="both"/>
+        <w:rPr>
+          <w:sz w:val="24"/>
+          <w:szCs w:val="24"/>
+        </w:rPr>
+      </w:pPr>
+      <w:r>
+        <w:rPr>
+          <w:rtl w:val="0"/>
+        </w:rPr>
+      </w:r>
+    </w:p>
+    <w:p>
+      <w:pPr>
         <w:widowControl w:val="0"/>
         <w:spacing w:after="240" w:before="240" w:line="360" w:lineRule="auto"/>
-        <w:rPr/>
-      </w:pPr>
-      <w:bookmarkStart w:colFirst="0" w:colLast="0" w:name="_ptidu5mllg" w:id="4"/>
-      <w:bookmarkEnd w:id="4"/>
-      <w:r>
-        <w:rPr>
-          <w:rtl w:val="0"/>
-        </w:rPr>
-        <w:t xml:space="preserve">Contribuição e Resultados:</w:t>
-      </w:r>
-    </w:p>
-    <w:p>
-      <w:pPr>
-        <w:widowControl w:val="0"/>
-        <w:spacing w:after="240" w:before="240" w:line="360" w:lineRule="auto"/>
-        <w:rPr>
-          <w:sz w:val="24"/>
-          <w:szCs w:val="24"/>
-        </w:rPr>
-      </w:pPr>
-      <w:r>
-        <w:rPr>
-          <w:sz w:val="24"/>
-          <w:szCs w:val="24"/>
-          <w:rtl w:val="0"/>
-        </w:rPr>
-        <w:br w:type="textWrapping"/>
-        <w:t xml:space="preserve"> Diante desse cenário, o projeto propõe uma solução inovadora baseada na simplicidade e acessibilidade. A plataforma permitirá que candidatos se inscrevam em vagas por meio de um formulário rápido, sem necessidade de criação de conta, reduzindo significativamente a burocracia. Como resultado, espera-se facilitar a conexão direta entre empresas e trabalhadores, aumentar a eficiência nos processos de recrutamento e promover a inclusão digital, tornando o acesso ao mercado de trabalho mais democrático.</w:t>
-      </w:r>
-    </w:p>
-    <w:p>
-      <w:pPr>
-        <w:widowControl w:val="0"/>
-        <w:spacing w:after="240" w:before="240" w:line="360" w:lineRule="auto"/>
-        <w:rPr>
-          <w:sz w:val="24"/>
-          <w:szCs w:val="24"/>
-        </w:rPr>
-      </w:pPr>
-      <w:r>
-        <w:rPr>
-          <w:rtl w:val="0"/>
-        </w:rPr>
-      </w:r>
-    </w:p>
-    <w:p>
-      <w:pPr>
-        <w:pStyle w:val="Heading2"/>
-        <w:widowControl w:val="0"/>
-        <w:spacing w:after="240" w:before="240" w:line="360" w:lineRule="auto"/>
-        <w:rPr/>
-      </w:pPr>
-      <w:bookmarkStart w:colFirst="0" w:colLast="0" w:name="_ykfrjd3amn9q" w:id="5"/>
-      <w:bookmarkEnd w:id="5"/>
-      <w:r>
-        <w:rPr>
-          <w:rtl w:val="0"/>
-        </w:rPr>
-        <w:t xml:space="preserve">Público-alvo:</w:t>
-      </w:r>
-    </w:p>
-    <w:p>
-      <w:pPr>
-        <w:widowControl w:val="0"/>
-        <w:spacing w:after="240" w:before="240" w:line="360" w:lineRule="auto"/>
-        <w:rPr>
-          <w:sz w:val="24"/>
-          <w:szCs w:val="24"/>
-        </w:rPr>
-      </w:pPr>
-      <w:r>
-        <w:rPr>
-          <w:sz w:val="24"/>
-          <w:szCs w:val="24"/>
-          <w:rtl w:val="0"/>
-        </w:rPr>
-        <w:br w:type="textWrapping"/>
-        <w:t xml:space="preserve"> O sistema é direcionado a trabalhadores residentes em Jacareí, especialmente aqueles com pouca experiência em plataformas digitais, bem como empresas locais que buscam processos de recrutamento mais ágeis e eficientes.</w:t>
-      </w:r>
-    </w:p>
-    <w:p>
-      <w:pPr>
-        <w:pStyle w:val="Heading2"/>
-        <w:widowControl w:val="0"/>
-        <w:spacing w:after="240" w:before="240" w:line="360" w:lineRule="auto"/>
-        <w:rPr/>
-      </w:pPr>
-      <w:bookmarkStart w:colFirst="0" w:colLast="0" w:name="_u80lfvuqocvm" w:id="6"/>
-      <w:bookmarkEnd w:id="6"/>
-      <w:r>
-        <w:rPr>
-          <w:rtl w:val="0"/>
-        </w:rPr>
-        <w:t xml:space="preserve">Equipe:</w:t>
-      </w:r>
-    </w:p>
-    <w:p>
-      <w:pPr>
-        <w:widowControl w:val="0"/>
-        <w:spacing w:after="240" w:before="240" w:line="360" w:lineRule="auto"/>
-        <w:rPr>
-          <w:sz w:val="24"/>
-          <w:szCs w:val="24"/>
-        </w:rPr>
-      </w:pPr>
-      <w:r>
-        <w:rPr>
-          <w:sz w:val="24"/>
-          <w:szCs w:val="24"/>
-          <w:rtl w:val="0"/>
-        </w:rPr>
-        <w:br w:type="textWrapping"/>
-        <w:t xml:space="preserve"> Alice Santos Monteiro de Barros; Felipe Rinaldi Sobreira; Nathan Henrique Guimarães de Oliveira; João Vitor Gimenes dos Santos; Ana Lívia dos Santos Mendes.</w:t>
-      </w:r>
-      <w:r>
-        <w:rPr>
-          <w:rtl w:val="0"/>
-        </w:rPr>
-      </w:r>
-    </w:p>
-    <w:p>
-      <w:pPr>
-        <w:widowControl w:val="0"/>
-        <w:spacing w:after="0" w:before="0" w:line="360" w:lineRule="auto"/>
-        <w:rPr>
-          <w:sz w:val="24"/>
-          <w:szCs w:val="24"/>
-        </w:rPr>
-      </w:pPr>
-      <w:r>
-        <w:rPr>
-          <w:rtl w:val="0"/>
-        </w:rPr>
-      </w:r>
-    </w:p>
-    <w:p>
-      <w:pPr>
-        <w:pStyle w:val="Title"/>
-        <w:widowControl w:val="0"/>
-        <w:spacing w:line="360" w:lineRule="auto"/>
-        <w:rPr/>
-      </w:pPr>
-      <w:bookmarkStart w:colFirst="0" w:colLast="0" w:name="_1gbfk2a151o4" w:id="7"/>
-      <w:bookmarkEnd w:id="7"/>
-      <w:r>
-        <w:rPr>
-          <w:rtl w:val="0"/>
-        </w:rPr>
-        <w:t xml:space="preserve">4. JUSTIFICATIVA</w:t>
-      </w:r>
-    </w:p>
-    <w:p>
-      <w:pPr>
-        <w:widowControl w:val="0"/>
-        <w:spacing w:after="0" w:before="0" w:line="360" w:lineRule="auto"/>
+        <w:jc w:val="both"/>
         <w:rPr>
           <w:sz w:val="24"/>
           <w:szCs w:val="24"/>
@@ -597,220 +1288,142 @@
           <w:szCs w:val="24"/>
           <w:rtl w:val="0"/>
         </w:rPr>
-        <w:br w:type="textWrapping"/>
-      </w:r>
-      <w:r>
-        <w:rPr>
-          <w:sz w:val="24"/>
-          <w:szCs w:val="24"/>
-          <w:rtl w:val="0"/>
-        </w:rPr>
-        <w:t xml:space="preserve">A relevância deste projeto fundamenta-se na necessidade de modernização e democratização do acesso ao mercado de trabalho no município de Jacareí. Mesmo sendo uma cidade de médio porte com significativa atividade econômica, observa-se a ausência de uma plataforma digital própria voltada à empregabilidade local, o que evidencia uma lacuna importante no uso da tecnologia como ferramenta de desenvolvimento social.</w:t>
-      </w:r>
-    </w:p>
-    <w:p>
-      <w:pPr>
-        <w:widowControl w:val="0"/>
-        <w:spacing w:after="0" w:before="0" w:line="360" w:lineRule="auto"/>
-        <w:rPr>
-          <w:sz w:val="24"/>
-          <w:szCs w:val="24"/>
-        </w:rPr>
-      </w:pPr>
-      <w:r>
-        <w:rPr>
-          <w:rtl w:val="0"/>
-        </w:rPr>
-      </w:r>
-    </w:p>
-    <w:p>
-      <w:pPr>
-        <w:pStyle w:val="Heading2"/>
+        <w:t xml:space="preserve">Fundamentação Teórica e Análise Comparativa:</w:t>
+      </w:r>
+      <w:r>
+        <w:rPr>
+          <w:rtl w:val="0"/>
+        </w:rPr>
+      </w:r>
+    </w:p>
+    <w:p>
+      <w:pPr>
         <w:widowControl w:val="0"/>
         <w:spacing w:after="240" w:before="240" w:line="360" w:lineRule="auto"/>
-        <w:rPr/>
-      </w:pPr>
-      <w:bookmarkStart w:colFirst="0" w:colLast="0" w:name="_gnt2cgj4kkcy" w:id="8"/>
-      <w:bookmarkEnd w:id="8"/>
-      <w:r>
-        <w:rPr>
-          <w:rtl w:val="0"/>
-        </w:rPr>
-        <w:t xml:space="preserve">Lacuna técnica:</w:t>
+        <w:ind w:firstLine="720"/>
+        <w:jc w:val="both"/>
+        <w:rPr>
+          <w:sz w:val="24"/>
+          <w:szCs w:val="24"/>
+        </w:rPr>
+      </w:pPr>
+      <w:r>
+        <w:rPr>
+          <w:sz w:val="24"/>
+          <w:szCs w:val="24"/>
+          <w:rtl w:val="0"/>
+        </w:rPr>
+        <w:t xml:space="preserve">O desenvolvimento de plataformas de empregabilidade no Brasil tem sido historicamente pautado por dois extremos: sistemas governamentais centralizados, como o Portal Gov.br e o PAT, ou soluções de mercado de alta escala (Job Boards genéricos). Contudo, a análise técnica desses sistemas revela lacunas significativas quando confrontadas com a especificidade socioeconômica de Jacareí.</w:t>
       </w:r>
     </w:p>
     <w:p>
       <w:pPr>
         <w:widowControl w:val="0"/>
         <w:spacing w:after="240" w:before="240" w:line="360" w:lineRule="auto"/>
-        <w:rPr>
-          <w:sz w:val="24"/>
-          <w:szCs w:val="24"/>
-        </w:rPr>
-      </w:pPr>
-      <w:r>
-        <w:rPr>
-          <w:sz w:val="24"/>
-          <w:szCs w:val="24"/>
-          <w:rtl w:val="0"/>
-        </w:rPr>
-        <w:br w:type="textWrapping"/>
-        <w:t xml:space="preserve"> Atualmente, as soluções disponíveis são limitadas e pouco adaptadas à realidade local. Plataformas genéricas e sistemas tradicionais, como o Posto de Atendimento ao Trabalhador, não oferecem uma experiência digital moderna, sendo muitas vezes burocráticos, pouco intuitivos e inacessíveis para parte da população. Isso dificulta o acesso rápido às vagas e reduz a eficiência do processo de contratação.</w:t>
-      </w:r>
-    </w:p>
-    <w:p>
-      <w:pPr>
-        <w:widowControl w:val="0"/>
-        <w:spacing w:after="240" w:before="240" w:line="360" w:lineRule="auto"/>
+        <w:ind w:firstLine="720"/>
+        <w:jc w:val="both"/>
+        <w:rPr>
+          <w:sz w:val="24"/>
+          <w:szCs w:val="24"/>
+        </w:rPr>
+      </w:pPr>
+      <w:r>
         <w:rPr>
           <w:b w:val="1"/>
           <w:bCs w:val="1"/>
           <w:sz w:val="24"/>
           <w:szCs w:val="24"/>
-        </w:rPr>
-      </w:pPr>
-      <w:r>
-        <w:rPr>
-          <w:rtl w:val="0"/>
-        </w:rPr>
-      </w:r>
-    </w:p>
-    <w:p>
-      <w:pPr>
-        <w:pStyle w:val="Heading2"/>
+          <w:rtl w:val="0"/>
+        </w:rPr>
+        <w:t xml:space="preserve">A Barreira da Fricção Cognitiva:</w:t>
+      </w:r>
+      <w:r>
+        <w:rPr>
+          <w:sz w:val="24"/>
+          <w:szCs w:val="24"/>
+          <w:rtl w:val="0"/>
+        </w:rPr>
+        <w:t xml:space="preserve"> Sistemas como o Emprega São José e portais federais baseiam-se em arquiteturas de "cadastro exaustivo". Sob a ótica de Steve Krug em Don't Make Me Think, o excesso de requisitos de entrada (formulários longos, autenticação em múltiplos fatores) atua como uma barreira cognitiva que exclui usuários com menor letramento digital. A dependência de Jacareí em relação a sistemas de cidades vizinhas gera um desalinhamento de dados geográficos e logísticos que prejudica o trabalhador local.</w:t>
+      </w:r>
+    </w:p>
+    <w:p>
+      <w:pPr>
         <w:widowControl w:val="0"/>
         <w:spacing w:after="240" w:before="240" w:line="360" w:lineRule="auto"/>
-        <w:rPr/>
-      </w:pPr>
-      <w:bookmarkStart w:colFirst="0" w:colLast="0" w:name="_42eh7baslsbx" w:id="9"/>
-      <w:bookmarkEnd w:id="9"/>
-      <w:r>
-        <w:rPr>
-          <w:rtl w:val="0"/>
-        </w:rPr>
-        <w:t xml:space="preserve">Dependência de sistemas externos:</w:t>
+        <w:ind w:firstLine="720"/>
+        <w:jc w:val="both"/>
+        <w:rPr>
+          <w:sz w:val="24"/>
+          <w:szCs w:val="24"/>
+        </w:rPr>
+      </w:pPr>
+      <w:r>
+        <w:rPr>
+          <w:b w:val="1"/>
+          <w:bCs w:val="1"/>
+          <w:sz w:val="24"/>
+          <w:szCs w:val="24"/>
+          <w:rtl w:val="0"/>
+        </w:rPr>
+        <w:t xml:space="preserve">Limitações de Design de Interação (IHC):</w:t>
+      </w:r>
+      <w:r>
+        <w:rPr>
+          <w:sz w:val="24"/>
+          <w:szCs w:val="24"/>
+          <w:rtl w:val="0"/>
+        </w:rPr>
+        <w:t xml:space="preserve"> Grande parte das plataformas atuais falha em aplicar princípios modernos de Interação Humano-Computador (IHC) e responsividade móvel. Enquanto os benchmarks de cidades como Teresina e Ribeirão Preto mostram avanços, a realidade local ainda carece de uma ferramenta que priorize o Mobile-First, essencial para uma população que acessa a rede majoritariamente via smartphones.</w:t>
       </w:r>
     </w:p>
     <w:p>
       <w:pPr>
         <w:widowControl w:val="0"/>
         <w:spacing w:after="240" w:before="240" w:line="360" w:lineRule="auto"/>
-        <w:rPr>
-          <w:sz w:val="24"/>
-          <w:szCs w:val="24"/>
-        </w:rPr>
-      </w:pPr>
-      <w:r>
-        <w:rPr>
-          <w:sz w:val="24"/>
-          <w:szCs w:val="24"/>
-          <w:rtl w:val="0"/>
-        </w:rPr>
-        <w:br w:type="textWrapping"/>
-        <w:t xml:space="preserve"> Grande parte da população depende de plataformas de cidades vizinhas, como o Emprega São José, que, apesar de úteis, não são desenvolvidas com foco específico em Jacareí. Essa dependência limita a visibilidade das vagas locais e não atende plenamente às necessidades do município.</w:t>
-      </w:r>
-    </w:p>
-    <w:p>
-      <w:pPr>
-        <w:pStyle w:val="Heading2"/>
+        <w:ind w:firstLine="720"/>
+        <w:jc w:val="both"/>
+        <w:rPr>
+          <w:sz w:val="24"/>
+          <w:szCs w:val="24"/>
+        </w:rPr>
+      </w:pPr>
+      <w:r>
+        <w:rPr>
+          <w:b w:val="1"/>
+          <w:bCs w:val="1"/>
+          <w:sz w:val="24"/>
+          <w:szCs w:val="24"/>
+          <w:rtl w:val="0"/>
+        </w:rPr>
+        <w:t xml:space="preserve">Inadequação à LGPD em Sistemas Legados:</w:t>
+      </w:r>
+      <w:r>
+        <w:rPr>
+          <w:sz w:val="24"/>
+          <w:szCs w:val="24"/>
+          <w:rtl w:val="0"/>
+        </w:rPr>
+        <w:t xml:space="preserve"> Muitos métodos tradicionais e plataformas de pequeno porte ainda operam com fluxos de dados fragmentados que dificultam o compliance total com a Lei Geral de Proteção de Dados (Lei nº 13.709/2018). O projeto Emprega Jacareí se fundamenta na premissa da "Minimização de Dados", coletando apenas o estritamente necessário para a conexão candidato-empresa, reduzindo riscos de segurança e aumentando a eficiência sistêmica.</w:t>
+      </w:r>
+    </w:p>
+    <w:p>
+      <w:pPr>
         <w:widowControl w:val="0"/>
         <w:spacing w:after="240" w:before="240" w:line="360" w:lineRule="auto"/>
-        <w:rPr/>
-      </w:pPr>
-      <w:bookmarkStart w:colFirst="0" w:colLast="0" w:name="_lsu5x29am6l" w:id="10"/>
-      <w:bookmarkEnd w:id="10"/>
-      <w:r>
-        <w:rPr>
-          <w:rtl w:val="0"/>
-        </w:rPr>
-        <w:t xml:space="preserve">Benchmark (referências externas):</w:t>
-      </w:r>
-    </w:p>
-    <w:p>
-      <w:pPr>
-        <w:widowControl w:val="0"/>
-        <w:spacing w:after="240" w:before="240" w:line="360" w:lineRule="auto"/>
-        <w:rPr>
-          <w:sz w:val="24"/>
-          <w:szCs w:val="24"/>
-        </w:rPr>
-      </w:pPr>
-      <w:r>
-        <w:rPr>
-          <w:sz w:val="24"/>
-          <w:szCs w:val="24"/>
-          <w:rtl w:val="0"/>
-        </w:rPr>
-        <w:br w:type="textWrapping"/>
-        <w:t xml:space="preserve"> Diversas cidades brasileiras já implementaram plataformas próprias de empregabilidade com resultados positivos, como São José dos Campos, Ribeirão Preto e Teresina. Esses exemplos demonstram que a adoção de soluções digitais locais é viável e eficaz, reforçando a necessidade de Jacareí acompanhar esse avanço tecnológico.</w:t>
-      </w:r>
-    </w:p>
-    <w:p>
-      <w:pPr>
-        <w:widowControl w:val="0"/>
-        <w:spacing w:after="240" w:before="240" w:line="360" w:lineRule="auto"/>
-        <w:rPr>
-          <w:sz w:val="24"/>
-          <w:szCs w:val="24"/>
-        </w:rPr>
-      </w:pPr>
-      <w:r>
-        <w:rPr>
-          <w:rtl w:val="0"/>
-        </w:rPr>
-      </w:r>
-    </w:p>
-    <w:p>
-      <w:pPr>
-        <w:pStyle w:val="Heading2"/>
-        <w:widowControl w:val="0"/>
-        <w:spacing w:after="240" w:before="240" w:line="360" w:lineRule="auto"/>
-        <w:rPr/>
-      </w:pPr>
-      <w:bookmarkStart w:colFirst="0" w:colLast="0" w:name="_ql8x5ewhb4dg" w:id="11"/>
-      <w:bookmarkEnd w:id="11"/>
-      <w:r>
-        <w:rPr>
-          <w:rtl w:val="0"/>
-        </w:rPr>
-        <w:t xml:space="preserve">Impacto social:</w:t>
-      </w:r>
-    </w:p>
-    <w:p>
-      <w:pPr>
-        <w:widowControl w:val="0"/>
-        <w:spacing w:after="240" w:before="240" w:line="360" w:lineRule="auto"/>
-        <w:rPr>
-          <w:sz w:val="24"/>
-          <w:szCs w:val="24"/>
-        </w:rPr>
-      </w:pPr>
-      <w:r>
-        <w:rPr>
-          <w:sz w:val="24"/>
-          <w:szCs w:val="24"/>
-          <w:rtl w:val="0"/>
-        </w:rPr>
-        <w:br w:type="textWrapping"/>
-        <w:t xml:space="preserve"> O projeto propõe a eliminação de barreiras como cadastros complexos e processos burocráticos, que frequentemente afastam usuários com baixa familiaridade tecnológica. Ao adotar um modelo simplificado e direto, a plataforma promove inclusão digital, amplia o acesso às oportunidades de trabalho e contribui para a redução das desigualdades no acesso ao emprego.</w:t>
-      </w:r>
-    </w:p>
-    <w:p>
-      <w:pPr>
-        <w:widowControl w:val="0"/>
-        <w:spacing w:after="240" w:before="240" w:line="360" w:lineRule="auto"/>
-        <w:rPr>
-          <w:sz w:val="24"/>
-          <w:szCs w:val="24"/>
-        </w:rPr>
-      </w:pPr>
-      <w:r>
-        <w:rPr>
-          <w:sz w:val="24"/>
-          <w:szCs w:val="24"/>
-          <w:rtl w:val="0"/>
-        </w:rPr>
-        <w:t xml:space="preserve">Além disso, a iniciativa fortalece a economia local ao facilitar a conexão entre empresas e trabalhadores da própria cidade, estimulando o desenvolvimento regional e tornando os processos de recrutamento mais ágeis e eficientes.</w:t>
+        <w:ind w:firstLine="720"/>
+        <w:jc w:val="both"/>
+        <w:rPr>
+          <w:sz w:val="24"/>
+          <w:szCs w:val="24"/>
+        </w:rPr>
+      </w:pPr>
+      <w:r>
+        <w:rPr>
+          <w:sz w:val="24"/>
+          <w:szCs w:val="24"/>
+          <w:rtl w:val="0"/>
+        </w:rPr>
+        <w:t xml:space="preserve">Portanto, a criação de uma plataforma dedicada não é apenas uma conveniência geográfica, mas uma necessidade técnica de reduzir a burocracia digital e centralizar a inteligência de dados do mercado de trabalho jacareiense.</w:t>
       </w:r>
       <w:r>
         <w:rPr>
@@ -822,22 +1435,25 @@
       <w:pPr>
         <w:widowControl w:val="0"/>
         <w:spacing w:after="0" w:before="0" w:line="360" w:lineRule="auto"/>
-        <w:rPr>
-          <w:sz w:val="24"/>
-          <w:szCs w:val="24"/>
-        </w:rPr>
-      </w:pPr>
-      <w:r>
-        <w:rPr>
-          <w:rtl w:val="0"/>
-        </w:rPr>
-      </w:r>
-    </w:p>
-    <w:p>
-      <w:pPr>
-        <w:pStyle w:val="Title"/>
-        <w:widowControl w:val="0"/>
-        <w:spacing w:line="360" w:lineRule="auto"/>
+        <w:jc w:val="both"/>
+        <w:rPr>
+          <w:sz w:val="24"/>
+          <w:szCs w:val="24"/>
+        </w:rPr>
+      </w:pPr>
+      <w:r>
+        <w:br w:type="page"/>
+      </w:r>
+      <w:r>
+        <w:rPr>
+          <w:rtl w:val="0"/>
+        </w:rPr>
+      </w:r>
+    </w:p>
+    <w:p>
+      <w:pPr>
+        <w:pStyle w:val="Heading1"/>
+        <w:widowControl w:val="0"/>
         <w:rPr/>
       </w:pPr>
       <w:bookmarkStart w:colFirst="0" w:colLast="0" w:name="_bjvp8zoz3apk" w:id="12"/>
@@ -853,6 +1469,7 @@
       <w:pPr>
         <w:widowControl w:val="0"/>
         <w:spacing w:after="0" w:before="0" w:line="360" w:lineRule="auto"/>
+        <w:jc w:val="both"/>
         <w:rPr>
           <w:b w:val="1"/>
           <w:bCs w:val="1"/>
@@ -871,7 +1488,13 @@
         <w:pStyle w:val="Heading2"/>
         <w:widowControl w:val="0"/>
         <w:spacing w:line="360" w:lineRule="auto"/>
-        <w:rPr/>
+        <w:jc w:val="both"/>
+        <w:rPr>
+          <w:b w:val="0"/>
+          <w:bCs w:val="0"/>
+          <w:sz w:val="24"/>
+          <w:szCs w:val="24"/>
+        </w:rPr>
       </w:pPr>
       <w:bookmarkStart w:colFirst="0" w:colLast="0" w:name="_fyugxjpoldjc" w:id="13"/>
       <w:bookmarkEnd w:id="13"/>
@@ -881,16 +1504,6 @@
         </w:rPr>
         <w:t xml:space="preserve">Objetivo Geral:</w:t>
       </w:r>
-    </w:p>
-    <w:p>
-      <w:pPr>
-        <w:widowControl w:val="0"/>
-        <w:spacing w:after="0" w:before="0" w:line="360" w:lineRule="auto"/>
-        <w:rPr>
-          <w:sz w:val="24"/>
-          <w:szCs w:val="24"/>
-        </w:rPr>
-      </w:pPr>
       <w:r>
         <w:rPr>
           <w:b w:val="1"/>
@@ -907,13 +1520,24 @@
           <w:szCs w:val="24"/>
           <w:rtl w:val="0"/>
         </w:rPr>
-        <w:t xml:space="preserve"> Desenvolver um sistema web leve e acessível para candidaturas diretas em Jacareí, eliminando a necessidade de contas de usuário para candidatos.</w:t>
+        <w:tab/>
+      </w:r>
+      <w:r>
+        <w:rPr>
+          <w:b w:val="0"/>
+          <w:bCs w:val="0"/>
+          <w:sz w:val="24"/>
+          <w:szCs w:val="24"/>
+          <w:rtl w:val="0"/>
+        </w:rPr>
+        <w:t xml:space="preserve">Desenvolver um sistema web leve e acessível para candidaturas diretas em Jacareí, eliminando a necessidade de contas de usuário para candidatos.</w:t>
       </w:r>
     </w:p>
     <w:p>
       <w:pPr>
         <w:widowControl w:val="0"/>
         <w:spacing w:after="0" w:before="0" w:line="360" w:lineRule="auto"/>
+        <w:jc w:val="both"/>
         <w:rPr>
           <w:sz w:val="24"/>
           <w:szCs w:val="24"/>
@@ -930,7 +1554,13 @@
         <w:pStyle w:val="Heading2"/>
         <w:widowControl w:val="0"/>
         <w:spacing w:line="360" w:lineRule="auto"/>
-        <w:rPr/>
+        <w:jc w:val="both"/>
+        <w:rPr>
+          <w:b w:val="1"/>
+          <w:bCs w:val="1"/>
+          <w:sz w:val="24"/>
+          <w:szCs w:val="24"/>
+        </w:rPr>
       </w:pPr>
       <w:bookmarkStart w:colFirst="0" w:colLast="0" w:name="_d4ysb4cxgrr9" w:id="14"/>
       <w:bookmarkEnd w:id="14"/>
@@ -940,18 +1570,6 @@
         </w:rPr>
         <w:t xml:space="preserve">Objetivos Específicos:</w:t>
       </w:r>
-    </w:p>
-    <w:p>
-      <w:pPr>
-        <w:widowControl w:val="0"/>
-        <w:spacing w:after="0" w:before="0" w:line="360" w:lineRule="auto"/>
-        <w:rPr>
-          <w:b w:val="1"/>
-          <w:bCs w:val="1"/>
-          <w:sz w:val="24"/>
-          <w:szCs w:val="24"/>
-        </w:rPr>
-      </w:pPr>
       <w:r>
         <w:rPr>
           <w:rtl w:val="0"/>
@@ -967,6 +1585,7 @@
         </w:numPr>
         <w:spacing w:after="0" w:before="0" w:line="360" w:lineRule="auto"/>
         <w:ind w:left="720" w:hanging="360"/>
+        <w:jc w:val="both"/>
         <w:rPr>
           <w:sz w:val="24"/>
           <w:szCs w:val="24"/>
@@ -990,6 +1609,7 @@
         </w:numPr>
         <w:spacing w:after="0" w:before="0" w:line="360" w:lineRule="auto"/>
         <w:ind w:left="720" w:hanging="360"/>
+        <w:jc w:val="both"/>
         <w:rPr>
           <w:sz w:val="24"/>
           <w:szCs w:val="24"/>
@@ -1013,6 +1633,7 @@
         </w:numPr>
         <w:spacing w:after="0" w:before="0" w:line="360" w:lineRule="auto"/>
         <w:ind w:left="720" w:hanging="360"/>
+        <w:jc w:val="both"/>
         <w:rPr>
           <w:sz w:val="24"/>
           <w:szCs w:val="24"/>
@@ -1036,6 +1657,7 @@
         </w:numPr>
         <w:spacing w:after="0" w:before="0" w:line="360" w:lineRule="auto"/>
         <w:ind w:left="720" w:hanging="360"/>
+        <w:jc w:val="both"/>
         <w:rPr>
           <w:sz w:val="24"/>
           <w:szCs w:val="24"/>
@@ -1059,6 +1681,7 @@
         </w:numPr>
         <w:spacing w:after="0" w:before="0" w:line="360" w:lineRule="auto"/>
         <w:ind w:left="720" w:hanging="360"/>
+        <w:jc w:val="both"/>
         <w:rPr>
           <w:sz w:val="24"/>
           <w:szCs w:val="24"/>
@@ -1082,6 +1705,7 @@
         </w:numPr>
         <w:spacing w:after="0" w:before="0" w:line="360" w:lineRule="auto"/>
         <w:ind w:left="720" w:hanging="360"/>
+        <w:jc w:val="both"/>
         <w:rPr>
           <w:sz w:val="24"/>
           <w:szCs w:val="24"/>
@@ -1101,6 +1725,7 @@
         <w:widowControl w:val="0"/>
         <w:spacing w:after="0" w:before="0" w:line="360" w:lineRule="auto"/>
         <w:ind w:left="0" w:firstLine="0"/>
+        <w:jc w:val="both"/>
         <w:rPr>
           <w:sz w:val="24"/>
           <w:szCs w:val="24"/>
@@ -1117,7 +1742,13 @@
         <w:pStyle w:val="Heading2"/>
         <w:widowControl w:val="0"/>
         <w:spacing w:line="360" w:lineRule="auto"/>
-        <w:rPr/>
+        <w:jc w:val="both"/>
+        <w:rPr>
+          <w:b w:val="1"/>
+          <w:bCs w:val="1"/>
+          <w:sz w:val="24"/>
+          <w:szCs w:val="24"/>
+        </w:rPr>
       </w:pPr>
       <w:bookmarkStart w:colFirst="0" w:colLast="0" w:name="_7a43xkrk4600" w:id="15"/>
       <w:bookmarkEnd w:id="15"/>
@@ -1127,18 +1758,6 @@
         </w:rPr>
         <w:t xml:space="preserve">Metas:</w:t>
       </w:r>
-    </w:p>
-    <w:p>
-      <w:pPr>
-        <w:widowControl w:val="0"/>
-        <w:spacing w:after="0" w:before="0" w:line="360" w:lineRule="auto"/>
-        <w:rPr>
-          <w:b w:val="1"/>
-          <w:bCs w:val="1"/>
-          <w:sz w:val="24"/>
-          <w:szCs w:val="24"/>
-        </w:rPr>
-      </w:pPr>
       <w:r>
         <w:rPr>
           <w:rtl w:val="0"/>
@@ -1154,6 +1773,7 @@
         </w:numPr>
         <w:spacing w:after="0" w:before="0" w:line="360" w:lineRule="auto"/>
         <w:ind w:left="720" w:hanging="360"/>
+        <w:jc w:val="both"/>
         <w:rPr>
           <w:sz w:val="24"/>
           <w:szCs w:val="24"/>
@@ -1177,6 +1797,7 @@
         </w:numPr>
         <w:spacing w:after="0" w:before="0" w:line="360" w:lineRule="auto"/>
         <w:ind w:left="720" w:hanging="360"/>
+        <w:jc w:val="both"/>
         <w:rPr>
           <w:sz w:val="24"/>
           <w:szCs w:val="24"/>
@@ -1200,6 +1821,7 @@
         </w:numPr>
         <w:spacing w:after="0" w:before="0" w:line="360" w:lineRule="auto"/>
         <w:ind w:left="720" w:hanging="360"/>
+        <w:jc w:val="both"/>
         <w:rPr>
           <w:sz w:val="24"/>
           <w:szCs w:val="24"/>
@@ -1223,6 +1845,7 @@
         </w:numPr>
         <w:spacing w:after="0" w:before="0" w:line="360" w:lineRule="auto"/>
         <w:ind w:left="720" w:hanging="360"/>
+        <w:jc w:val="both"/>
         <w:rPr>
           <w:sz w:val="24"/>
           <w:szCs w:val="24"/>
@@ -1241,37 +1864,25 @@
       <w:pPr>
         <w:widowControl w:val="0"/>
         <w:spacing w:after="0" w:before="0" w:line="360" w:lineRule="auto"/>
-        <w:rPr>
-          <w:sz w:val="24"/>
-          <w:szCs w:val="24"/>
-        </w:rPr>
-      </w:pPr>
-      <w:r>
-        <w:rPr>
-          <w:rtl w:val="0"/>
-        </w:rPr>
-      </w:r>
-    </w:p>
-    <w:p>
-      <w:pPr>
-        <w:widowControl w:val="0"/>
-        <w:spacing w:after="0" w:before="0" w:line="360" w:lineRule="auto"/>
-        <w:rPr>
-          <w:sz w:val="24"/>
-          <w:szCs w:val="24"/>
-        </w:rPr>
-      </w:pPr>
-      <w:r>
-        <w:rPr>
-          <w:rtl w:val="0"/>
-        </w:rPr>
-      </w:r>
-    </w:p>
-    <w:p>
-      <w:pPr>
-        <w:pStyle w:val="Title"/>
-        <w:widowControl w:val="0"/>
-        <w:spacing w:line="360" w:lineRule="auto"/>
+        <w:jc w:val="both"/>
+        <w:rPr>
+          <w:sz w:val="24"/>
+          <w:szCs w:val="24"/>
+        </w:rPr>
+      </w:pPr>
+      <w:r>
+        <w:br w:type="page"/>
+      </w:r>
+      <w:r>
+        <w:rPr>
+          <w:rtl w:val="0"/>
+        </w:rPr>
+      </w:r>
+    </w:p>
+    <w:p>
+      <w:pPr>
+        <w:pStyle w:val="Heading1"/>
+        <w:widowControl w:val="0"/>
         <w:rPr/>
       </w:pPr>
       <w:bookmarkStart w:colFirst="0" w:colLast="0" w:name="_kfj5t3xgix83" w:id="16"/>
@@ -1287,6 +1898,7 @@
       <w:pPr>
         <w:widowControl w:val="0"/>
         <w:spacing w:after="0" w:before="0" w:line="360" w:lineRule="auto"/>
+        <w:jc w:val="both"/>
         <w:rPr>
           <w:sz w:val="24"/>
           <w:szCs w:val="24"/>
@@ -1315,6 +1927,7 @@
       <w:pPr>
         <w:widowControl w:val="0"/>
         <w:spacing w:after="0" w:before="0" w:line="360" w:lineRule="auto"/>
+        <w:jc w:val="both"/>
         <w:rPr>
           <w:sz w:val="24"/>
           <w:szCs w:val="24"/>
@@ -1331,7 +1944,13 @@
         <w:pStyle w:val="Heading2"/>
         <w:widowControl w:val="0"/>
         <w:spacing w:line="360" w:lineRule="auto"/>
-        <w:rPr/>
+        <w:jc w:val="both"/>
+        <w:rPr>
+          <w:b w:val="0"/>
+          <w:bCs w:val="0"/>
+          <w:sz w:val="24"/>
+          <w:szCs w:val="24"/>
+        </w:rPr>
       </w:pPr>
       <w:bookmarkStart w:colFirst="0" w:colLast="0" w:name="_fqib7b3zb3jg" w:id="17"/>
       <w:bookmarkEnd w:id="17"/>
@@ -1341,16 +1960,6 @@
         </w:rPr>
         <w:t xml:space="preserve">Front-end:</w:t>
       </w:r>
-    </w:p>
-    <w:p>
-      <w:pPr>
-        <w:widowControl w:val="0"/>
-        <w:spacing w:after="0" w:before="0" w:line="360" w:lineRule="auto"/>
-        <w:rPr>
-          <w:sz w:val="24"/>
-          <w:szCs w:val="24"/>
-        </w:rPr>
-      </w:pPr>
       <w:r>
         <w:rPr>
           <w:b w:val="1"/>
@@ -1367,13 +1976,25 @@
           <w:szCs w:val="24"/>
           <w:rtl w:val="0"/>
         </w:rPr>
-        <w:t xml:space="preserve"> HTML, CSS, JavaScript ou React para garantir interface responsiva.</w:t>
+        <w:t xml:space="preserve"> </w:t>
+        <w:tab/>
+      </w:r>
+      <w:r>
+        <w:rPr>
+          <w:b w:val="0"/>
+          <w:bCs w:val="0"/>
+          <w:sz w:val="24"/>
+          <w:szCs w:val="24"/>
+          <w:rtl w:val="0"/>
+        </w:rPr>
+        <w:t xml:space="preserve">HTML, CSS, JavaScript ou React para garantir interface responsiva.</w:t>
       </w:r>
     </w:p>
     <w:p>
       <w:pPr>
         <w:widowControl w:val="0"/>
         <w:spacing w:after="0" w:before="0" w:line="360" w:lineRule="auto"/>
+        <w:jc w:val="both"/>
         <w:rPr>
           <w:sz w:val="24"/>
           <w:szCs w:val="24"/>
@@ -1390,7 +2011,13 @@
         <w:pStyle w:val="Heading2"/>
         <w:widowControl w:val="0"/>
         <w:spacing w:line="360" w:lineRule="auto"/>
-        <w:rPr/>
+        <w:jc w:val="both"/>
+        <w:rPr>
+          <w:b w:val="0"/>
+          <w:bCs w:val="0"/>
+          <w:sz w:val="24"/>
+          <w:szCs w:val="24"/>
+        </w:rPr>
       </w:pPr>
       <w:bookmarkStart w:colFirst="0" w:colLast="0" w:name="_71y1fr9jykgi" w:id="18"/>
       <w:bookmarkEnd w:id="18"/>
@@ -1400,16 +2027,6 @@
         </w:rPr>
         <w:t xml:space="preserve">Back-end e Dados:</w:t>
       </w:r>
-    </w:p>
-    <w:p>
-      <w:pPr>
-        <w:widowControl w:val="0"/>
-        <w:spacing w:after="0" w:before="0" w:line="360" w:lineRule="auto"/>
-        <w:rPr>
-          <w:sz w:val="24"/>
-          <w:szCs w:val="24"/>
-        </w:rPr>
-      </w:pPr>
       <w:r>
         <w:rPr>
           <w:b w:val="1"/>
@@ -1422,17 +2039,26 @@
       </w:r>
       <w:r>
         <w:rPr>
-          <w:sz w:val="24"/>
-          <w:szCs w:val="24"/>
-          <w:rtl w:val="0"/>
-        </w:rPr>
-        <w:t xml:space="preserve"> Python (Django) com banco de dados PostgreSQL.</w:t>
+          <w:rtl w:val="0"/>
+        </w:rPr>
+        <w:tab/>
+      </w:r>
+      <w:r>
+        <w:rPr>
+          <w:b w:val="0"/>
+          <w:bCs w:val="0"/>
+          <w:sz w:val="24"/>
+          <w:szCs w:val="24"/>
+          <w:rtl w:val="0"/>
+        </w:rPr>
+        <w:t xml:space="preserve">Python (Django) com banco de dados PostgreSQL.</w:t>
       </w:r>
     </w:p>
     <w:p>
       <w:pPr>
         <w:widowControl w:val="0"/>
         <w:spacing w:after="0" w:before="0" w:line="360" w:lineRule="auto"/>
+        <w:jc w:val="both"/>
         <w:rPr>
           <w:sz w:val="24"/>
           <w:szCs w:val="24"/>
@@ -1449,7 +2075,13 @@
         <w:pStyle w:val="Heading2"/>
         <w:widowControl w:val="0"/>
         <w:spacing w:line="360" w:lineRule="auto"/>
-        <w:rPr/>
+        <w:jc w:val="both"/>
+        <w:rPr>
+          <w:b w:val="0"/>
+          <w:bCs w:val="0"/>
+          <w:sz w:val="24"/>
+          <w:szCs w:val="24"/>
+        </w:rPr>
       </w:pPr>
       <w:bookmarkStart w:colFirst="0" w:colLast="0" w:name="_2idd0jy3lw7g" w:id="19"/>
       <w:bookmarkEnd w:id="19"/>
@@ -1459,16 +2091,6 @@
         </w:rPr>
         <w:t xml:space="preserve">Estratégia:</w:t>
       </w:r>
-    </w:p>
-    <w:p>
-      <w:pPr>
-        <w:widowControl w:val="0"/>
-        <w:spacing w:after="0" w:before="0" w:line="360" w:lineRule="auto"/>
-        <w:rPr>
-          <w:sz w:val="24"/>
-          <w:szCs w:val="24"/>
-        </w:rPr>
-      </w:pPr>
       <w:r>
         <w:rPr>
           <w:b w:val="1"/>
@@ -1481,17 +2103,28 @@
       </w:r>
       <w:r>
         <w:rPr>
-          <w:sz w:val="24"/>
-          <w:szCs w:val="24"/>
-          <w:rtl w:val="0"/>
-        </w:rPr>
-        <w:t xml:space="preserve"> O foco metodológico será a redução de barreiras de uso (UX), permitindo que o fluxo de dados vá diretamente do formulário simplificado para o e-mail ou WhatsApp da empresa.</w:t>
+          <w:b w:val="0"/>
+          <w:bCs w:val="0"/>
+          <w:rtl w:val="0"/>
+        </w:rPr>
+        <w:tab/>
+      </w:r>
+      <w:r>
+        <w:rPr>
+          <w:b w:val="0"/>
+          <w:bCs w:val="0"/>
+          <w:sz w:val="24"/>
+          <w:szCs w:val="24"/>
+          <w:rtl w:val="0"/>
+        </w:rPr>
+        <w:t xml:space="preserve">O foco metodológico será a redução de barreiras de uso (UX), permitindo que o fluxo de dados vá diretamente do formulário simplificado para o e-mail ou WhatsApp da empresa.</w:t>
       </w:r>
     </w:p>
     <w:p>
       <w:pPr>
         <w:widowControl w:val="0"/>
         <w:spacing w:after="0" w:before="0" w:line="360" w:lineRule="auto"/>
+        <w:jc w:val="both"/>
         <w:rPr>
           <w:sz w:val="24"/>
           <w:szCs w:val="24"/>
@@ -1508,7 +2141,13 @@
         <w:pStyle w:val="Heading2"/>
         <w:widowControl w:val="0"/>
         <w:spacing w:line="360" w:lineRule="auto"/>
-        <w:rPr/>
+        <w:jc w:val="both"/>
+        <w:rPr>
+          <w:b w:val="1"/>
+          <w:bCs w:val="1"/>
+          <w:sz w:val="24"/>
+          <w:szCs w:val="24"/>
+        </w:rPr>
       </w:pPr>
       <w:bookmarkStart w:colFirst="0" w:colLast="0" w:name="_v1aqnaydxc0g" w:id="20"/>
       <w:bookmarkEnd w:id="20"/>
@@ -1518,18 +2157,6 @@
         </w:rPr>
         <w:t xml:space="preserve">Funcionamento:</w:t>
       </w:r>
-    </w:p>
-    <w:p>
-      <w:pPr>
-        <w:widowControl w:val="0"/>
-        <w:spacing w:after="0" w:before="0" w:line="360" w:lineRule="auto"/>
-        <w:rPr>
-          <w:b w:val="1"/>
-          <w:bCs w:val="1"/>
-          <w:sz w:val="24"/>
-          <w:szCs w:val="24"/>
-        </w:rPr>
-      </w:pPr>
       <w:r>
         <w:rPr>
           <w:rtl w:val="0"/>
@@ -1545,6 +2172,7 @@
         </w:numPr>
         <w:spacing w:after="0" w:before="0" w:line="360" w:lineRule="auto"/>
         <w:ind w:left="720" w:hanging="360"/>
+        <w:jc w:val="both"/>
         <w:rPr>
           <w:sz w:val="24"/>
           <w:szCs w:val="24"/>
@@ -1568,6 +2196,7 @@
         </w:numPr>
         <w:spacing w:after="0" w:before="0" w:line="360" w:lineRule="auto"/>
         <w:ind w:left="720" w:hanging="360"/>
+        <w:jc w:val="both"/>
         <w:rPr>
           <w:sz w:val="24"/>
           <w:szCs w:val="24"/>
@@ -1591,18 +2220,19 @@
         </w:numPr>
         <w:spacing w:after="0" w:before="0" w:line="360" w:lineRule="auto"/>
         <w:ind w:left="720" w:hanging="360"/>
-        <w:rPr>
-          <w:sz w:val="24"/>
-          <w:szCs w:val="24"/>
-        </w:rPr>
-      </w:pPr>
-      <w:r>
-        <w:rPr>
-          <w:sz w:val="24"/>
-          <w:szCs w:val="24"/>
-          <w:rtl w:val="0"/>
-        </w:rPr>
-        <w:t xml:space="preserve">Anexa currículo</w:t>
+        <w:jc w:val="both"/>
+        <w:rPr>
+          <w:sz w:val="24"/>
+          <w:szCs w:val="24"/>
+        </w:rPr>
+      </w:pPr>
+      <w:r>
+        <w:rPr>
+          <w:sz w:val="24"/>
+          <w:szCs w:val="24"/>
+          <w:rtl w:val="0"/>
+        </w:rPr>
+        <w:t xml:space="preserve">Anexar currículo</w:t>
       </w:r>
     </w:p>
     <w:p>
@@ -1614,6 +2244,7 @@
         </w:numPr>
         <w:spacing w:after="0" w:before="0" w:line="360" w:lineRule="auto"/>
         <w:ind w:left="720" w:hanging="360"/>
+        <w:jc w:val="both"/>
         <w:rPr>
           <w:sz w:val="24"/>
           <w:szCs w:val="24"/>
@@ -1633,6 +2264,7 @@
         <w:widowControl w:val="0"/>
         <w:spacing w:after="0" w:before="0" w:line="360" w:lineRule="auto"/>
         <w:ind w:left="0" w:firstLine="0"/>
+        <w:jc w:val="both"/>
         <w:rPr>
           <w:sz w:val="24"/>
           <w:szCs w:val="24"/>
@@ -1649,7 +2281,13 @@
         <w:pStyle w:val="Heading2"/>
         <w:widowControl w:val="0"/>
         <w:spacing w:line="360" w:lineRule="auto"/>
-        <w:rPr/>
+        <w:jc w:val="both"/>
+        <w:rPr>
+          <w:b w:val="0"/>
+          <w:bCs w:val="0"/>
+          <w:sz w:val="24"/>
+          <w:szCs w:val="24"/>
+        </w:rPr>
       </w:pPr>
       <w:bookmarkStart w:colFirst="0" w:colLast="0" w:name="_g13jyfr9uzf6" w:id="21"/>
       <w:bookmarkEnd w:id="21"/>
@@ -1659,16 +2297,6 @@
         </w:rPr>
         <w:t xml:space="preserve">Segurança:</w:t>
       </w:r>
-    </w:p>
-    <w:p>
-      <w:pPr>
-        <w:widowControl w:val="0"/>
-        <w:spacing w:after="0" w:before="0" w:line="360" w:lineRule="auto"/>
-        <w:rPr>
-          <w:sz w:val="24"/>
-          <w:szCs w:val="24"/>
-        </w:rPr>
-      </w:pPr>
       <w:r>
         <w:rPr>
           <w:b w:val="1"/>
@@ -1681,48 +2309,46 @@
       </w:r>
       <w:r>
         <w:rPr>
-          <w:sz w:val="24"/>
-          <w:szCs w:val="24"/>
-          <w:rtl w:val="0"/>
-        </w:rPr>
-        <w:t xml:space="preserve"> Adoção de medidas de proteção de dados e adequação à LGPD, garantindo privacidade e segurança das informações.</w:t>
+          <w:b w:val="0"/>
+          <w:bCs w:val="0"/>
+          <w:rtl w:val="0"/>
+        </w:rPr>
+        <w:tab/>
+      </w:r>
+      <w:r>
+        <w:rPr>
+          <w:b w:val="0"/>
+          <w:bCs w:val="0"/>
+          <w:sz w:val="24"/>
+          <w:szCs w:val="24"/>
+          <w:rtl w:val="0"/>
+        </w:rPr>
+        <w:t xml:space="preserve">Adoção de medidas de proteção de dados e adequação à LGPD, garantindo privacidade e segurança das informações.</w:t>
       </w:r>
     </w:p>
     <w:p>
       <w:pPr>
         <w:widowControl w:val="0"/>
         <w:spacing w:after="0" w:before="0" w:line="360" w:lineRule="auto"/>
-        <w:rPr>
-          <w:sz w:val="24"/>
-          <w:szCs w:val="24"/>
-        </w:rPr>
-      </w:pPr>
-      <w:r>
-        <w:rPr>
-          <w:rtl w:val="0"/>
-        </w:rPr>
-      </w:r>
-    </w:p>
-    <w:p>
-      <w:pPr>
-        <w:widowControl w:val="0"/>
-        <w:spacing w:after="0" w:before="0" w:line="360" w:lineRule="auto"/>
-        <w:rPr>
-          <w:sz w:val="24"/>
-          <w:szCs w:val="24"/>
-        </w:rPr>
-      </w:pPr>
-      <w:r>
-        <w:rPr>
-          <w:rtl w:val="0"/>
-        </w:rPr>
-      </w:r>
-    </w:p>
-    <w:p>
-      <w:pPr>
-        <w:pStyle w:val="Title"/>
-        <w:widowControl w:val="0"/>
-        <w:spacing w:line="360" w:lineRule="auto"/>
+        <w:jc w:val="both"/>
+        <w:rPr>
+          <w:sz w:val="24"/>
+          <w:szCs w:val="24"/>
+        </w:rPr>
+      </w:pPr>
+      <w:r>
+        <w:br w:type="page"/>
+      </w:r>
+      <w:r>
+        <w:rPr>
+          <w:rtl w:val="0"/>
+        </w:rPr>
+      </w:r>
+    </w:p>
+    <w:p>
+      <w:pPr>
+        <w:pStyle w:val="Heading1"/>
+        <w:widowControl w:val="0"/>
         <w:rPr/>
       </w:pPr>
       <w:bookmarkStart w:colFirst="0" w:colLast="0" w:name="_188a8l8me20c" w:id="22"/>
@@ -1738,6 +2364,7 @@
       <w:pPr>
         <w:widowControl w:val="0"/>
         <w:spacing w:after="0" w:before="0" w:line="360" w:lineRule="auto"/>
+        <w:jc w:val="both"/>
         <w:rPr>
           <w:sz w:val="24"/>
           <w:szCs w:val="24"/>
@@ -1759,7 +2386,15 @@
           <w:szCs w:val="24"/>
           <w:rtl w:val="0"/>
         </w:rPr>
-        <w:t xml:space="preserve"> Execução do projeto no menor tempo possível, com foco em desenvolvimento ágil, dividido em etapas:</w:t>
+        <w:tab/>
+      </w:r>
+      <w:r>
+        <w:rPr>
+          <w:sz w:val="24"/>
+          <w:szCs w:val="24"/>
+          <w:rtl w:val="0"/>
+        </w:rPr>
+        <w:t xml:space="preserve">Execução do projeto no menor tempo possível, com foco em desenvolvimento ágil, dividido em etapas:</w:t>
       </w:r>
     </w:p>
     <w:tbl>
@@ -3210,53 +3845,24 @@
       <w:pPr>
         <w:widowControl w:val="0"/>
         <w:spacing w:after="0" w:before="0" w:line="360" w:lineRule="auto"/>
-        <w:ind w:left="0" w:firstLine="0"/>
-        <w:rPr>
-          <w:sz w:val="24"/>
-          <w:szCs w:val="24"/>
-        </w:rPr>
-      </w:pPr>
-      <w:r>
-        <w:rPr>
-          <w:rtl w:val="0"/>
-        </w:rPr>
-      </w:r>
-    </w:p>
-    <w:p>
-      <w:pPr>
-        <w:widowControl w:val="0"/>
-        <w:spacing w:after="0" w:before="0" w:line="360" w:lineRule="auto"/>
-        <w:rPr>
-          <w:sz w:val="24"/>
-          <w:szCs w:val="24"/>
-        </w:rPr>
-      </w:pPr>
-      <w:r>
-        <w:rPr>
-          <w:rtl w:val="0"/>
-        </w:rPr>
-      </w:r>
-    </w:p>
-    <w:p>
-      <w:pPr>
-        <w:widowControl w:val="0"/>
-        <w:spacing w:after="0" w:before="0" w:line="360" w:lineRule="auto"/>
-        <w:rPr>
-          <w:sz w:val="24"/>
-          <w:szCs w:val="24"/>
-        </w:rPr>
-      </w:pPr>
-      <w:r>
-        <w:rPr>
-          <w:rtl w:val="0"/>
-        </w:rPr>
-      </w:r>
-    </w:p>
-    <w:p>
-      <w:pPr>
-        <w:pStyle w:val="Title"/>
-        <w:widowControl w:val="0"/>
-        <w:spacing w:line="360" w:lineRule="auto"/>
+        <w:rPr>
+          <w:sz w:val="24"/>
+          <w:szCs w:val="24"/>
+        </w:rPr>
+      </w:pPr>
+      <w:r>
+        <w:br w:type="page"/>
+      </w:r>
+      <w:r>
+        <w:rPr>
+          <w:rtl w:val="0"/>
+        </w:rPr>
+      </w:r>
+    </w:p>
+    <w:p>
+      <w:pPr>
+        <w:pStyle w:val="Heading1"/>
+        <w:widowControl w:val="0"/>
         <w:rPr/>
       </w:pPr>
       <w:bookmarkStart w:colFirst="0" w:colLast="0" w:name="_dfrgfqjrhi8o" w:id="23"/>
@@ -3272,6 +3878,7 @@
       <w:pPr>
         <w:widowControl w:val="0"/>
         <w:spacing w:after="0" w:before="0" w:line="360" w:lineRule="auto"/>
+        <w:jc w:val="both"/>
         <w:rPr>
           <w:b w:val="1"/>
           <w:bCs w:val="1"/>
@@ -3290,7 +3897,13 @@
         <w:pStyle w:val="Heading2"/>
         <w:widowControl w:val="0"/>
         <w:spacing w:line="360" w:lineRule="auto"/>
-        <w:rPr/>
+        <w:jc w:val="both"/>
+        <w:rPr>
+          <w:b w:val="1"/>
+          <w:bCs w:val="1"/>
+          <w:sz w:val="24"/>
+          <w:szCs w:val="24"/>
+        </w:rPr>
       </w:pPr>
       <w:bookmarkStart w:colFirst="0" w:colLast="0" w:name="_qp8sg3ba4bu6" w:id="24"/>
       <w:bookmarkEnd w:id="24"/>
@@ -3300,18 +3913,6 @@
         </w:rPr>
         <w:t xml:space="preserve">Na Comunidade:</w:t>
       </w:r>
-    </w:p>
-    <w:p>
-      <w:pPr>
-        <w:widowControl w:val="0"/>
-        <w:spacing w:after="0" w:before="0" w:line="360" w:lineRule="auto"/>
-        <w:rPr>
-          <w:b w:val="1"/>
-          <w:bCs w:val="1"/>
-          <w:sz w:val="24"/>
-          <w:szCs w:val="24"/>
-        </w:rPr>
-      </w:pPr>
       <w:r>
         <w:rPr>
           <w:rtl w:val="0"/>
@@ -3327,6 +3928,7 @@
         </w:numPr>
         <w:spacing w:after="0" w:before="0" w:line="360" w:lineRule="auto"/>
         <w:ind w:left="720" w:hanging="360"/>
+        <w:jc w:val="both"/>
         <w:rPr>
           <w:sz w:val="24"/>
           <w:szCs w:val="24"/>
@@ -3350,6 +3952,7 @@
         </w:numPr>
         <w:spacing w:after="0" w:before="0" w:line="360" w:lineRule="auto"/>
         <w:ind w:left="720" w:hanging="360"/>
+        <w:jc w:val="both"/>
         <w:rPr>
           <w:sz w:val="24"/>
           <w:szCs w:val="24"/>
@@ -3373,6 +3976,7 @@
         </w:numPr>
         <w:spacing w:after="0" w:before="0" w:line="360" w:lineRule="auto"/>
         <w:ind w:left="720" w:hanging="360"/>
+        <w:jc w:val="both"/>
         <w:rPr>
           <w:sz w:val="24"/>
           <w:szCs w:val="24"/>
@@ -3396,6 +4000,7 @@
         </w:numPr>
         <w:spacing w:after="0" w:before="0" w:line="360" w:lineRule="auto"/>
         <w:ind w:left="720" w:hanging="360"/>
+        <w:jc w:val="both"/>
         <w:rPr>
           <w:sz w:val="24"/>
           <w:szCs w:val="24"/>
@@ -3415,6 +4020,7 @@
         <w:widowControl w:val="0"/>
         <w:spacing w:after="0" w:before="0" w:line="360" w:lineRule="auto"/>
         <w:ind w:left="0" w:firstLine="0"/>
+        <w:jc w:val="both"/>
         <w:rPr>
           <w:sz w:val="24"/>
           <w:szCs w:val="24"/>
@@ -3431,7 +4037,13 @@
         <w:pStyle w:val="Heading2"/>
         <w:widowControl w:val="0"/>
         <w:spacing w:line="360" w:lineRule="auto"/>
-        <w:rPr/>
+        <w:jc w:val="both"/>
+        <w:rPr>
+          <w:b w:val="1"/>
+          <w:bCs w:val="1"/>
+          <w:sz w:val="24"/>
+          <w:szCs w:val="24"/>
+        </w:rPr>
       </w:pPr>
       <w:bookmarkStart w:colFirst="0" w:colLast="0" w:name="_e2ke303ex78s" w:id="25"/>
       <w:bookmarkEnd w:id="25"/>
@@ -3441,18 +4053,6 @@
         </w:rPr>
         <w:t xml:space="preserve">No Universo Acadêmico:</w:t>
       </w:r>
-    </w:p>
-    <w:p>
-      <w:pPr>
-        <w:widowControl w:val="0"/>
-        <w:spacing w:after="0" w:before="0" w:line="360" w:lineRule="auto"/>
-        <w:rPr>
-          <w:b w:val="1"/>
-          <w:bCs w:val="1"/>
-          <w:sz w:val="24"/>
-          <w:szCs w:val="24"/>
-        </w:rPr>
-      </w:pPr>
       <w:r>
         <w:rPr>
           <w:rtl w:val="0"/>
@@ -3468,6 +4068,7 @@
         </w:numPr>
         <w:spacing w:after="0" w:before="0" w:line="360" w:lineRule="auto"/>
         <w:ind w:left="720" w:hanging="360"/>
+        <w:jc w:val="both"/>
         <w:rPr>
           <w:sz w:val="24"/>
           <w:szCs w:val="24"/>
@@ -3491,6 +4092,7 @@
         </w:numPr>
         <w:spacing w:after="0" w:before="0" w:line="360" w:lineRule="auto"/>
         <w:ind w:left="720" w:hanging="360"/>
+        <w:jc w:val="both"/>
         <w:rPr>
           <w:sz w:val="24"/>
           <w:szCs w:val="24"/>
@@ -3514,6 +4116,7 @@
         </w:numPr>
         <w:spacing w:after="0" w:before="0" w:line="360" w:lineRule="auto"/>
         <w:ind w:left="720" w:hanging="360"/>
+        <w:jc w:val="both"/>
         <w:rPr>
           <w:sz w:val="24"/>
           <w:szCs w:val="24"/>
@@ -3532,6 +4135,7 @@
       <w:pPr>
         <w:widowControl w:val="0"/>
         <w:spacing w:after="0" w:before="0" w:line="360" w:lineRule="auto"/>
+        <w:jc w:val="both"/>
         <w:rPr>
           <w:sz w:val="24"/>
           <w:szCs w:val="24"/>
@@ -3547,22 +4151,22 @@
       <w:pPr>
         <w:widowControl w:val="0"/>
         <w:spacing w:after="0" w:before="0" w:line="360" w:lineRule="auto"/>
-        <w:rPr>
-          <w:sz w:val="24"/>
-          <w:szCs w:val="24"/>
-        </w:rPr>
-      </w:pPr>
-      <w:r>
-        <w:rPr>
-          <w:rtl w:val="0"/>
-        </w:rPr>
-      </w:r>
-    </w:p>
-    <w:p>
-      <w:pPr>
-        <w:pStyle w:val="Title"/>
-        <w:widowControl w:val="0"/>
-        <w:spacing w:line="360" w:lineRule="auto"/>
+        <w:jc w:val="both"/>
+        <w:rPr>
+          <w:sz w:val="24"/>
+          <w:szCs w:val="24"/>
+        </w:rPr>
+      </w:pPr>
+      <w:r>
+        <w:rPr>
+          <w:rtl w:val="0"/>
+        </w:rPr>
+      </w:r>
+    </w:p>
+    <w:p>
+      <w:pPr>
+        <w:pStyle w:val="Heading1"/>
+        <w:widowControl w:val="0"/>
         <w:rPr/>
       </w:pPr>
       <w:bookmarkStart w:colFirst="0" w:colLast="0" w:name="_qn80yj1tqd23" w:id="26"/>
@@ -3578,6 +4182,7 @@
       <w:pPr>
         <w:widowControl w:val="0"/>
         <w:spacing w:after="0" w:before="0" w:line="360" w:lineRule="auto"/>
+        <w:jc w:val="both"/>
         <w:rPr>
           <w:sz w:val="24"/>
           <w:szCs w:val="24"/>
@@ -3634,9 +4239,8 @@
     </w:p>
     <w:p>
       <w:pPr>
-        <w:pStyle w:val="Title"/>
-        <w:widowControl w:val="0"/>
-        <w:spacing w:line="360" w:lineRule="auto"/>
+        <w:pStyle w:val="Heading1"/>
+        <w:widowControl w:val="0"/>
         <w:rPr/>
       </w:pPr>
       <w:bookmarkStart w:colFirst="0" w:colLast="0" w:name="_7xbmk9y2tv1t" w:id="27"/>
@@ -3646,6 +4250,16 @@
           <w:rtl w:val="0"/>
         </w:rPr>
         <w:t xml:space="preserve">10. BIBLIOGRAFIA</w:t>
+      </w:r>
+    </w:p>
+    <w:p>
+      <w:pPr>
+        <w:rPr/>
+      </w:pPr>
+      <w:r>
+        <w:rPr>
+          <w:rtl w:val="0"/>
+        </w:rPr>
       </w:r>
     </w:p>
     <w:p>
@@ -4893,12 +5507,14 @@
     <w:pPr>
       <w:keepNext w:val="1"/>
       <w:keepLines w:val="1"/>
-      <w:pageBreakBefore w:val="0"/>
-      <w:spacing w:after="120" w:before="400" w:lineRule="auto"/>
+      <w:spacing w:line="360" w:lineRule="auto"/>
+      <w:jc w:val="both"/>
     </w:pPr>
     <w:rPr>
-      <w:sz w:val="40"/>
-      <w:szCs w:val="40"/>
+      <w:b w:val="1"/>
+      <w:bCs w:val="1"/>
+      <w:sz w:val="24"/>
+      <w:szCs w:val="24"/>
     </w:rPr>
   </w:style>
   <w:style w:type="paragraph" w:styleId="Heading2">
@@ -4993,6 +5609,7 @@
       <w:keepNext w:val="1"/>
       <w:keepLines w:val="1"/>
       <w:spacing w:line="360" w:lineRule="auto"/>
+      <w:jc w:val="both"/>
     </w:pPr>
     <w:rPr>
       <w:b w:val="1"/>
